--- a/Relatório/RELATORIO_IC_JESUA_V05_10_25.docx
+++ b/Relatório/RELATORIO_IC_JESUA_V05_10_25.docx
@@ -1624,7 +1624,7 @@
             </w:rPr>
             <w:fldChar w:fldCharType="separate"/>
           </w:r>
-          <w:hyperlink w:anchor="_Toc210900834" w:history="1">
+          <w:hyperlink w:anchor="_Toc210984798" w:history="1">
             <w:r>
               <w:rPr>
                 <w:rStyle w:val="Hyperlink"/>
@@ -1687,7 +1687,7 @@
                 <w:sz w:val="24"/>
                 <w:szCs w:val="24"/>
               </w:rPr>
-              <w:instrText xml:space="preserve"> PAGEREF _Toc210900834 \h </w:instrText>
+              <w:instrText xml:space="preserve"> PAGEREF _Toc210984798 \h </w:instrText>
             </w:r>
             <w:r>
               <w:rPr>
@@ -1749,7 +1749,7 @@
               <w14:ligatures w14:val="standardContextual"/>
             </w:rPr>
           </w:pPr>
-          <w:hyperlink w:anchor="_Toc210900835" w:history="1">
+          <w:hyperlink w:anchor="_Toc210984799" w:history="1">
             <w:r>
               <w:rPr>
                 <w:rStyle w:val="Hyperlink"/>
@@ -1812,7 +1812,7 @@
                 <w:sz w:val="24"/>
                 <w:szCs w:val="24"/>
               </w:rPr>
-              <w:instrText xml:space="preserve"> PAGEREF _Toc210900835 \h </w:instrText>
+              <w:instrText xml:space="preserve"> PAGEREF _Toc210984799 \h </w:instrText>
             </w:r>
             <w:r>
               <w:rPr>
@@ -1874,7 +1874,7 @@
               <w14:ligatures w14:val="standardContextual"/>
             </w:rPr>
           </w:pPr>
-          <w:hyperlink w:anchor="_Toc210900836" w:history="1">
+          <w:hyperlink w:anchor="_Toc210984800" w:history="1">
             <w:r>
               <w:rPr>
                 <w:rStyle w:val="Hyperlink"/>
@@ -1937,7 +1937,7 @@
                 <w:sz w:val="24"/>
                 <w:szCs w:val="24"/>
               </w:rPr>
-              <w:instrText xml:space="preserve"> PAGEREF _Toc210900836 \h </w:instrText>
+              <w:instrText xml:space="preserve"> PAGEREF _Toc210984800 \h </w:instrText>
             </w:r>
             <w:r>
               <w:rPr>
@@ -1999,7 +1999,7 @@
               <w14:ligatures w14:val="standardContextual"/>
             </w:rPr>
           </w:pPr>
-          <w:hyperlink w:anchor="_Toc210900837" w:history="1">
+          <w:hyperlink w:anchor="_Toc210984801" w:history="1">
             <w:r>
               <w:rPr>
                 <w:rStyle w:val="Hyperlink"/>
@@ -2062,7 +2062,7 @@
                 <w:sz w:val="24"/>
                 <w:szCs w:val="24"/>
               </w:rPr>
-              <w:instrText xml:space="preserve"> PAGEREF _Toc210900837 \h </w:instrText>
+              <w:instrText xml:space="preserve"> PAGEREF _Toc210984801 \h </w:instrText>
             </w:r>
             <w:r>
               <w:rPr>
@@ -2109,17 +2109,22 @@
           <w:pPr>
             <w:pStyle w:val="Sumrio3"/>
             <w:tabs>
-              <w:tab w:val="left" w:pos="1440"/>
+              <w:tab w:val="left" w:pos="1200"/>
               <w:tab w:val="right" w:leader="dot" w:pos="9061"/>
             </w:tabs>
             <w:rPr>
-              <w:rFonts w:ascii="Arial" w:hAnsi="Arial" w:cs="Arial"/>
+              <w:rFonts w:ascii="Arial" w:eastAsiaTheme="minorEastAsia" w:hAnsi="Arial" w:cs="Arial"/>
               <w:noProof/>
+              <w:color w:val="auto"/>
+              <w:kern w:val="2"/>
               <w:sz w:val="24"/>
               <w:szCs w:val="24"/>
+              <w:bdr w:val="none" w:sz="0" w:space="0" w:color="auto"/>
+              <w:lang w:val="pt-BR"/>
+              <w14:ligatures w14:val="standardContextual"/>
             </w:rPr>
           </w:pPr>
-          <w:hyperlink w:anchor="_Toc210900838" w:history="1">
+          <w:hyperlink w:anchor="_Toc210984802" w:history="1">
             <w:r>
               <w:rPr>
                 <w:rStyle w:val="Hyperlink"/>
@@ -2132,10 +2137,15 @@
             </w:r>
             <w:r>
               <w:rPr>
-                <w:rFonts w:ascii="Arial" w:hAnsi="Arial" w:cs="Arial"/>
-                <w:noProof/>
-                <w:sz w:val="24"/>
-                <w:szCs w:val="24"/>
+                <w:rFonts w:ascii="Arial" w:eastAsiaTheme="minorEastAsia" w:hAnsi="Arial" w:cs="Arial"/>
+                <w:noProof/>
+                <w:color w:val="auto"/>
+                <w:kern w:val="2"/>
+                <w:sz w:val="24"/>
+                <w:szCs w:val="24"/>
+                <w:bdr w:val="none" w:sz="0" w:space="0" w:color="auto"/>
+                <w:lang w:val="pt-BR"/>
+                <w14:ligatures w14:val="standardContextual"/>
               </w:rPr>
               <w:tab/>
             </w:r>
@@ -2177,7 +2187,7 @@
                 <w:sz w:val="24"/>
                 <w:szCs w:val="24"/>
               </w:rPr>
-              <w:instrText xml:space="preserve"> PAGEREF _Toc210900838 \h </w:instrText>
+              <w:instrText xml:space="preserve"> PAGEREF _Toc210984802 \h </w:instrText>
             </w:r>
             <w:r>
               <w:rPr>
@@ -2224,17 +2234,22 @@
           <w:pPr>
             <w:pStyle w:val="Sumrio3"/>
             <w:tabs>
-              <w:tab w:val="left" w:pos="1440"/>
+              <w:tab w:val="left" w:pos="1200"/>
               <w:tab w:val="right" w:leader="dot" w:pos="9061"/>
             </w:tabs>
             <w:rPr>
-              <w:rFonts w:ascii="Arial" w:hAnsi="Arial" w:cs="Arial"/>
+              <w:rFonts w:ascii="Arial" w:eastAsiaTheme="minorEastAsia" w:hAnsi="Arial" w:cs="Arial"/>
               <w:noProof/>
+              <w:color w:val="auto"/>
+              <w:kern w:val="2"/>
               <w:sz w:val="24"/>
               <w:szCs w:val="24"/>
+              <w:bdr w:val="none" w:sz="0" w:space="0" w:color="auto"/>
+              <w:lang w:val="pt-BR"/>
+              <w14:ligatures w14:val="standardContextual"/>
             </w:rPr>
           </w:pPr>
-          <w:hyperlink w:anchor="_Toc210900839" w:history="1">
+          <w:hyperlink w:anchor="_Toc210984803" w:history="1">
             <w:r>
               <w:rPr>
                 <w:rStyle w:val="Hyperlink"/>
@@ -2247,10 +2262,15 @@
             </w:r>
             <w:r>
               <w:rPr>
-                <w:rFonts w:ascii="Arial" w:hAnsi="Arial" w:cs="Arial"/>
-                <w:noProof/>
-                <w:sz w:val="24"/>
-                <w:szCs w:val="24"/>
+                <w:rFonts w:ascii="Arial" w:eastAsiaTheme="minorEastAsia" w:hAnsi="Arial" w:cs="Arial"/>
+                <w:noProof/>
+                <w:color w:val="auto"/>
+                <w:kern w:val="2"/>
+                <w:sz w:val="24"/>
+                <w:szCs w:val="24"/>
+                <w:bdr w:val="none" w:sz="0" w:space="0" w:color="auto"/>
+                <w:lang w:val="pt-BR"/>
+                <w14:ligatures w14:val="standardContextual"/>
               </w:rPr>
               <w:tab/>
             </w:r>
@@ -2292,7 +2312,7 @@
                 <w:sz w:val="24"/>
                 <w:szCs w:val="24"/>
               </w:rPr>
-              <w:instrText xml:space="preserve"> PAGEREF _Toc210900839 \h </w:instrText>
+              <w:instrText xml:space="preserve"> PAGEREF _Toc210984803 \h </w:instrText>
             </w:r>
             <w:r>
               <w:rPr>
@@ -2321,7 +2341,7 @@
                 <w:sz w:val="24"/>
                 <w:szCs w:val="24"/>
               </w:rPr>
-              <w:t>6</w:t>
+              <w:t>5</w:t>
             </w:r>
             <w:r>
               <w:rPr>
@@ -2354,7 +2374,7 @@
               <w14:ligatures w14:val="standardContextual"/>
             </w:rPr>
           </w:pPr>
-          <w:hyperlink w:anchor="_Toc210900840" w:history="1">
+          <w:hyperlink w:anchor="_Toc210984804" w:history="1">
             <w:r>
               <w:rPr>
                 <w:rStyle w:val="Hyperlink"/>
@@ -2417,7 +2437,7 @@
                 <w:sz w:val="24"/>
                 <w:szCs w:val="24"/>
               </w:rPr>
-              <w:instrText xml:space="preserve"> PAGEREF _Toc210900840 \h </w:instrText>
+              <w:instrText xml:space="preserve"> PAGEREF _Toc210984804 \h </w:instrText>
             </w:r>
             <w:r>
               <w:rPr>
@@ -2475,7 +2495,7 @@
               <w14:ligatures w14:val="standardContextual"/>
             </w:rPr>
           </w:pPr>
-          <w:hyperlink w:anchor="_Toc210900841" w:history="1">
+          <w:hyperlink w:anchor="_Toc210984805" w:history="1">
             <w:r>
               <w:rPr>
                 <w:rStyle w:val="Hyperlink"/>
@@ -2538,7 +2558,7 @@
                 <w:sz w:val="24"/>
                 <w:szCs w:val="24"/>
               </w:rPr>
-              <w:instrText xml:space="preserve"> PAGEREF _Toc210900841 \h </w:instrText>
+              <w:instrText xml:space="preserve"> PAGEREF _Toc210984805 \h </w:instrText>
             </w:r>
             <w:r>
               <w:rPr>
@@ -2600,7 +2620,7 @@
               <w14:ligatures w14:val="standardContextual"/>
             </w:rPr>
           </w:pPr>
-          <w:hyperlink w:anchor="_Toc210900842" w:history="1">
+          <w:hyperlink w:anchor="_Toc210984806" w:history="1">
             <w:r>
               <w:rPr>
                 <w:rStyle w:val="Hyperlink"/>
@@ -2663,7 +2683,7 @@
                 <w:sz w:val="24"/>
                 <w:szCs w:val="24"/>
               </w:rPr>
-              <w:instrText xml:space="preserve"> PAGEREF _Toc210900842 \h </w:instrText>
+              <w:instrText xml:space="preserve"> PAGEREF _Toc210984806 \h </w:instrText>
             </w:r>
             <w:r>
               <w:rPr>
@@ -2725,7 +2745,7 @@
               <w14:ligatures w14:val="standardContextual"/>
             </w:rPr>
           </w:pPr>
-          <w:hyperlink w:anchor="_Toc210900843" w:history="1">
+          <w:hyperlink w:anchor="_Toc210984807" w:history="1">
             <w:r>
               <w:rPr>
                 <w:rStyle w:val="Hyperlink"/>
@@ -2788,7 +2808,7 @@
                 <w:sz w:val="24"/>
                 <w:szCs w:val="24"/>
               </w:rPr>
-              <w:instrText xml:space="preserve"> PAGEREF _Toc210900843 \h </w:instrText>
+              <w:instrText xml:space="preserve"> PAGEREF _Toc210984807 \h </w:instrText>
             </w:r>
             <w:r>
               <w:rPr>
@@ -2850,7 +2870,7 @@
               <w14:ligatures w14:val="standardContextual"/>
             </w:rPr>
           </w:pPr>
-          <w:hyperlink w:anchor="_Toc210900844" w:history="1">
+          <w:hyperlink w:anchor="_Toc210984808" w:history="1">
             <w:r>
               <w:rPr>
                 <w:rStyle w:val="Hyperlink"/>
@@ -2913,7 +2933,7 @@
                 <w:sz w:val="24"/>
                 <w:szCs w:val="24"/>
               </w:rPr>
-              <w:instrText xml:space="preserve"> PAGEREF _Toc210900844 \h </w:instrText>
+              <w:instrText xml:space="preserve"> PAGEREF _Toc210984808 \h </w:instrText>
             </w:r>
             <w:r>
               <w:rPr>
@@ -2942,7 +2962,7 @@
                 <w:sz w:val="24"/>
                 <w:szCs w:val="24"/>
               </w:rPr>
-              <w:t>8</w:t>
+              <w:t>7</w:t>
             </w:r>
             <w:r>
               <w:rPr>
@@ -2975,7 +2995,7 @@
               <w14:ligatures w14:val="standardContextual"/>
             </w:rPr>
           </w:pPr>
-          <w:hyperlink w:anchor="_Toc210900845" w:history="1">
+          <w:hyperlink w:anchor="_Toc210984809" w:history="1">
             <w:r>
               <w:rPr>
                 <w:rStyle w:val="Hyperlink"/>
@@ -3038,7 +3058,7 @@
                 <w:sz w:val="24"/>
                 <w:szCs w:val="24"/>
               </w:rPr>
-              <w:instrText xml:space="preserve"> PAGEREF _Toc210900845 \h </w:instrText>
+              <w:instrText xml:space="preserve"> PAGEREF _Toc210984809 \h </w:instrText>
             </w:r>
             <w:r>
               <w:rPr>
@@ -3067,7 +3087,7 @@
                 <w:sz w:val="24"/>
                 <w:szCs w:val="24"/>
               </w:rPr>
-              <w:t>8</w:t>
+              <w:t>7</w:t>
             </w:r>
             <w:r>
               <w:rPr>
@@ -3100,7 +3120,7 @@
               <w14:ligatures w14:val="standardContextual"/>
             </w:rPr>
           </w:pPr>
-          <w:hyperlink w:anchor="_Toc210900846" w:history="1">
+          <w:hyperlink w:anchor="_Toc210984810" w:history="1">
             <w:r>
               <w:rPr>
                 <w:rStyle w:val="Hyperlink"/>
@@ -3163,7 +3183,7 @@
                 <w:sz w:val="24"/>
                 <w:szCs w:val="24"/>
               </w:rPr>
-              <w:instrText xml:space="preserve"> PAGEREF _Toc210900846 \h </w:instrText>
+              <w:instrText xml:space="preserve"> PAGEREF _Toc210984810 \h </w:instrText>
             </w:r>
             <w:r>
               <w:rPr>
@@ -3225,7 +3245,7 @@
               <w14:ligatures w14:val="standardContextual"/>
             </w:rPr>
           </w:pPr>
-          <w:hyperlink w:anchor="_Toc210900847" w:history="1">
+          <w:hyperlink w:anchor="_Toc210984811" w:history="1">
             <w:r>
               <w:rPr>
                 <w:rStyle w:val="Hyperlink"/>
@@ -3288,7 +3308,7 @@
                 <w:sz w:val="24"/>
                 <w:szCs w:val="24"/>
               </w:rPr>
-              <w:instrText xml:space="preserve"> PAGEREF _Toc210900847 \h </w:instrText>
+              <w:instrText xml:space="preserve"> PAGEREF _Toc210984811 \h </w:instrText>
             </w:r>
             <w:r>
               <w:rPr>
@@ -3317,7 +3337,7 @@
                 <w:sz w:val="24"/>
                 <w:szCs w:val="24"/>
               </w:rPr>
-              <w:t>10</w:t>
+              <w:t>9</w:t>
             </w:r>
             <w:r>
               <w:rPr>
@@ -3350,7 +3370,7 @@
               <w14:ligatures w14:val="standardContextual"/>
             </w:rPr>
           </w:pPr>
-          <w:hyperlink w:anchor="_Toc210900848" w:history="1">
+          <w:hyperlink w:anchor="_Toc210984812" w:history="1">
             <w:r>
               <w:rPr>
                 <w:rStyle w:val="Hyperlink"/>
@@ -3413,7 +3433,7 @@
                 <w:sz w:val="24"/>
                 <w:szCs w:val="24"/>
               </w:rPr>
-              <w:instrText xml:space="preserve"> PAGEREF _Toc210900848 \h </w:instrText>
+              <w:instrText xml:space="preserve"> PAGEREF _Toc210984812 \h </w:instrText>
             </w:r>
             <w:r>
               <w:rPr>
@@ -3442,7 +3462,7 @@
                 <w:sz w:val="24"/>
                 <w:szCs w:val="24"/>
               </w:rPr>
-              <w:t>10</w:t>
+              <w:t>9</w:t>
             </w:r>
             <w:r>
               <w:rPr>
@@ -3475,7 +3495,7 @@
               <w14:ligatures w14:val="standardContextual"/>
             </w:rPr>
           </w:pPr>
-          <w:hyperlink w:anchor="_Toc210900849" w:history="1">
+          <w:hyperlink w:anchor="_Toc210984813" w:history="1">
             <w:r>
               <w:rPr>
                 <w:rStyle w:val="Hyperlink"/>
@@ -3538,7 +3558,7 @@
                 <w:sz w:val="24"/>
                 <w:szCs w:val="24"/>
               </w:rPr>
-              <w:instrText xml:space="preserve"> PAGEREF _Toc210900849 \h </w:instrText>
+              <w:instrText xml:space="preserve"> PAGEREF _Toc210984813 \h </w:instrText>
             </w:r>
             <w:r>
               <w:rPr>
@@ -3567,7 +3587,7 @@
                 <w:sz w:val="24"/>
                 <w:szCs w:val="24"/>
               </w:rPr>
-              <w:t>10</w:t>
+              <w:t>9</w:t>
             </w:r>
             <w:r>
               <w:rPr>
@@ -3596,7 +3616,7 @@
               <w14:ligatures w14:val="standardContextual"/>
             </w:rPr>
           </w:pPr>
-          <w:hyperlink w:anchor="_Toc210900850" w:history="1">
+          <w:hyperlink w:anchor="_Toc210984814" w:history="1">
             <w:r>
               <w:rPr>
                 <w:rStyle w:val="Hyperlink"/>
@@ -3659,7 +3679,7 @@
                 <w:sz w:val="24"/>
                 <w:szCs w:val="24"/>
               </w:rPr>
-              <w:instrText xml:space="preserve"> PAGEREF _Toc210900850 \h </w:instrText>
+              <w:instrText xml:space="preserve"> PAGEREF _Toc210984814 \h </w:instrText>
             </w:r>
             <w:r>
               <w:rPr>
@@ -3688,7 +3708,7 @@
                 <w:sz w:val="24"/>
                 <w:szCs w:val="24"/>
               </w:rPr>
-              <w:t>12</w:t>
+              <w:t>11</w:t>
             </w:r>
             <w:r>
               <w:rPr>
@@ -3721,7 +3741,7 @@
               <w14:ligatures w14:val="standardContextual"/>
             </w:rPr>
           </w:pPr>
-          <w:hyperlink w:anchor="_Toc210900851" w:history="1">
+          <w:hyperlink w:anchor="_Toc210984815" w:history="1">
             <w:r>
               <w:rPr>
                 <w:rStyle w:val="Hyperlink"/>
@@ -3774,7 +3794,19 @@
                 <w:sz w:val="24"/>
                 <w:szCs w:val="24"/>
               </w:rPr>
-              <w:t xml:space="preserve"> do Machine Learning</w:t>
+              <w:t xml:space="preserve"> do </w:t>
+            </w:r>
+            <w:r>
+              <w:rPr>
+                <w:rStyle w:val="Hyperlink"/>
+                <w:rFonts w:ascii="Arial" w:eastAsia="Times New Roman" w:hAnsi="Arial" w:cs="Arial"/>
+                <w:i/>
+                <w:iCs/>
+                <w:noProof/>
+                <w:sz w:val="24"/>
+                <w:szCs w:val="24"/>
+              </w:rPr>
+              <w:t>Machine Learning</w:t>
             </w:r>
             <w:r>
               <w:rPr>
@@ -3804,7 +3836,7 @@
                 <w:sz w:val="24"/>
                 <w:szCs w:val="24"/>
               </w:rPr>
-              <w:instrText xml:space="preserve"> PAGEREF _Toc210900851 \h </w:instrText>
+              <w:instrText xml:space="preserve"> PAGEREF _Toc210984815 \h </w:instrText>
             </w:r>
             <w:r>
               <w:rPr>
@@ -3833,7 +3865,7 @@
                 <w:sz w:val="24"/>
                 <w:szCs w:val="24"/>
               </w:rPr>
-              <w:t>12</w:t>
+              <w:t>11</w:t>
             </w:r>
             <w:r>
               <w:rPr>
@@ -3866,7 +3898,7 @@
               <w14:ligatures w14:val="standardContextual"/>
             </w:rPr>
           </w:pPr>
-          <w:hyperlink w:anchor="_Toc210900852" w:history="1">
+          <w:hyperlink w:anchor="_Toc210984816" w:history="1">
             <w:r>
               <w:rPr>
                 <w:rStyle w:val="Hyperlink"/>
@@ -3929,7 +3961,7 @@
                 <w:sz w:val="24"/>
                 <w:szCs w:val="24"/>
               </w:rPr>
-              <w:instrText xml:space="preserve"> PAGEREF _Toc210900852 \h </w:instrText>
+              <w:instrText xml:space="preserve"> PAGEREF _Toc210984816 \h </w:instrText>
             </w:r>
             <w:r>
               <w:rPr>
@@ -3958,7 +3990,7 @@
                 <w:sz w:val="24"/>
                 <w:szCs w:val="24"/>
               </w:rPr>
-              <w:t>13</w:t>
+              <w:t>12</w:t>
             </w:r>
             <w:r>
               <w:rPr>
@@ -3976,17 +4008,22 @@
           <w:pPr>
             <w:pStyle w:val="Sumrio3"/>
             <w:tabs>
-              <w:tab w:val="left" w:pos="1440"/>
+              <w:tab w:val="left" w:pos="1200"/>
               <w:tab w:val="right" w:leader="dot" w:pos="9061"/>
             </w:tabs>
             <w:rPr>
-              <w:rFonts w:ascii="Arial" w:hAnsi="Arial" w:cs="Arial"/>
+              <w:rFonts w:ascii="Arial" w:eastAsiaTheme="minorEastAsia" w:hAnsi="Arial" w:cs="Arial"/>
               <w:noProof/>
+              <w:color w:val="auto"/>
+              <w:kern w:val="2"/>
               <w:sz w:val="24"/>
               <w:szCs w:val="24"/>
+              <w:bdr w:val="none" w:sz="0" w:space="0" w:color="auto"/>
+              <w:lang w:val="pt-BR"/>
+              <w14:ligatures w14:val="standardContextual"/>
             </w:rPr>
           </w:pPr>
-          <w:hyperlink w:anchor="_Toc210900853" w:history="1">
+          <w:hyperlink w:anchor="_Toc210984817" w:history="1">
             <w:r>
               <w:rPr>
                 <w:rStyle w:val="Hyperlink"/>
@@ -3999,10 +4036,15 @@
             </w:r>
             <w:r>
               <w:rPr>
-                <w:rFonts w:ascii="Arial" w:hAnsi="Arial" w:cs="Arial"/>
-                <w:noProof/>
-                <w:sz w:val="24"/>
-                <w:szCs w:val="24"/>
+                <w:rFonts w:ascii="Arial" w:eastAsiaTheme="minorEastAsia" w:hAnsi="Arial" w:cs="Arial"/>
+                <w:noProof/>
+                <w:color w:val="auto"/>
+                <w:kern w:val="2"/>
+                <w:sz w:val="24"/>
+                <w:szCs w:val="24"/>
+                <w:bdr w:val="none" w:sz="0" w:space="0" w:color="auto"/>
+                <w:lang w:val="pt-BR"/>
+                <w14:ligatures w14:val="standardContextual"/>
               </w:rPr>
               <w:tab/>
             </w:r>
@@ -4044,7 +4086,7 @@
                 <w:sz w:val="24"/>
                 <w:szCs w:val="24"/>
               </w:rPr>
-              <w:instrText xml:space="preserve"> PAGEREF _Toc210900853 \h </w:instrText>
+              <w:instrText xml:space="preserve"> PAGEREF _Toc210984817 \h </w:instrText>
             </w:r>
             <w:r>
               <w:rPr>
@@ -4073,7 +4115,7 @@
                 <w:sz w:val="24"/>
                 <w:szCs w:val="24"/>
               </w:rPr>
-              <w:t>13</w:t>
+              <w:t>12</w:t>
             </w:r>
             <w:r>
               <w:rPr>
@@ -4091,17 +4133,22 @@
           <w:pPr>
             <w:pStyle w:val="Sumrio3"/>
             <w:tabs>
-              <w:tab w:val="left" w:pos="1440"/>
+              <w:tab w:val="left" w:pos="1200"/>
               <w:tab w:val="right" w:leader="dot" w:pos="9061"/>
             </w:tabs>
             <w:rPr>
-              <w:rFonts w:ascii="Arial" w:hAnsi="Arial" w:cs="Arial"/>
+              <w:rFonts w:ascii="Arial" w:eastAsiaTheme="minorEastAsia" w:hAnsi="Arial" w:cs="Arial"/>
               <w:noProof/>
+              <w:color w:val="auto"/>
+              <w:kern w:val="2"/>
               <w:sz w:val="24"/>
               <w:szCs w:val="24"/>
+              <w:bdr w:val="none" w:sz="0" w:space="0" w:color="auto"/>
+              <w:lang w:val="pt-BR"/>
+              <w14:ligatures w14:val="standardContextual"/>
             </w:rPr>
           </w:pPr>
-          <w:hyperlink w:anchor="_Toc210900854" w:history="1">
+          <w:hyperlink w:anchor="_Toc210984818" w:history="1">
             <w:r>
               <w:rPr>
                 <w:rStyle w:val="Hyperlink"/>
@@ -4114,10 +4161,15 @@
             </w:r>
             <w:r>
               <w:rPr>
-                <w:rFonts w:ascii="Arial" w:hAnsi="Arial" w:cs="Arial"/>
-                <w:noProof/>
-                <w:sz w:val="24"/>
-                <w:szCs w:val="24"/>
+                <w:rFonts w:ascii="Arial" w:eastAsiaTheme="minorEastAsia" w:hAnsi="Arial" w:cs="Arial"/>
+                <w:noProof/>
+                <w:color w:val="auto"/>
+                <w:kern w:val="2"/>
+                <w:sz w:val="24"/>
+                <w:szCs w:val="24"/>
+                <w:bdr w:val="none" w:sz="0" w:space="0" w:color="auto"/>
+                <w:lang w:val="pt-BR"/>
+                <w14:ligatures w14:val="standardContextual"/>
               </w:rPr>
               <w:tab/>
             </w:r>
@@ -4159,7 +4211,7 @@
                 <w:sz w:val="24"/>
                 <w:szCs w:val="24"/>
               </w:rPr>
-              <w:instrText xml:space="preserve"> PAGEREF _Toc210900854 \h </w:instrText>
+              <w:instrText xml:space="preserve"> PAGEREF _Toc210984818 \h </w:instrText>
             </w:r>
             <w:r>
               <w:rPr>
@@ -4188,7 +4240,7 @@
                 <w:sz w:val="24"/>
                 <w:szCs w:val="24"/>
               </w:rPr>
-              <w:t>14</w:t>
+              <w:t>13</w:t>
             </w:r>
             <w:r>
               <w:rPr>
@@ -4206,17 +4258,22 @@
           <w:pPr>
             <w:pStyle w:val="Sumrio3"/>
             <w:tabs>
-              <w:tab w:val="left" w:pos="1440"/>
+              <w:tab w:val="left" w:pos="1200"/>
               <w:tab w:val="right" w:leader="dot" w:pos="9061"/>
             </w:tabs>
             <w:rPr>
-              <w:rFonts w:ascii="Arial" w:hAnsi="Arial" w:cs="Arial"/>
+              <w:rFonts w:ascii="Arial" w:eastAsiaTheme="minorEastAsia" w:hAnsi="Arial" w:cs="Arial"/>
               <w:noProof/>
+              <w:color w:val="auto"/>
+              <w:kern w:val="2"/>
               <w:sz w:val="24"/>
               <w:szCs w:val="24"/>
+              <w:bdr w:val="none" w:sz="0" w:space="0" w:color="auto"/>
+              <w:lang w:val="pt-BR"/>
+              <w14:ligatures w14:val="standardContextual"/>
             </w:rPr>
           </w:pPr>
-          <w:hyperlink w:anchor="_Toc210900855" w:history="1">
+          <w:hyperlink w:anchor="_Toc210984819" w:history="1">
             <w:r>
               <w:rPr>
                 <w:rStyle w:val="Hyperlink"/>
@@ -4229,10 +4286,15 @@
             </w:r>
             <w:r>
               <w:rPr>
-                <w:rFonts w:ascii="Arial" w:hAnsi="Arial" w:cs="Arial"/>
-                <w:noProof/>
-                <w:sz w:val="24"/>
-                <w:szCs w:val="24"/>
+                <w:rFonts w:ascii="Arial" w:eastAsiaTheme="minorEastAsia" w:hAnsi="Arial" w:cs="Arial"/>
+                <w:noProof/>
+                <w:color w:val="auto"/>
+                <w:kern w:val="2"/>
+                <w:sz w:val="24"/>
+                <w:szCs w:val="24"/>
+                <w:bdr w:val="none" w:sz="0" w:space="0" w:color="auto"/>
+                <w:lang w:val="pt-BR"/>
+                <w14:ligatures w14:val="standardContextual"/>
               </w:rPr>
               <w:tab/>
             </w:r>
@@ -4286,7 +4348,7 @@
                 <w:sz w:val="24"/>
                 <w:szCs w:val="24"/>
               </w:rPr>
-              <w:instrText xml:space="preserve"> PAGEREF _Toc210900855 \h </w:instrText>
+              <w:instrText xml:space="preserve"> PAGEREF _Toc210984819 \h </w:instrText>
             </w:r>
             <w:r>
               <w:rPr>
@@ -4315,7 +4377,7 @@
                 <w:sz w:val="24"/>
                 <w:szCs w:val="24"/>
               </w:rPr>
-              <w:t>15</w:t>
+              <w:t>14</w:t>
             </w:r>
             <w:r>
               <w:rPr>
@@ -4348,7 +4410,7 @@
               <w14:ligatures w14:val="standardContextual"/>
             </w:rPr>
           </w:pPr>
-          <w:hyperlink w:anchor="_Toc210900856" w:history="1">
+          <w:hyperlink w:anchor="_Toc210984820" w:history="1">
             <w:r>
               <w:rPr>
                 <w:rStyle w:val="Hyperlink"/>
@@ -4453,7 +4515,7 @@
                 <w:sz w:val="24"/>
                 <w:szCs w:val="24"/>
               </w:rPr>
-              <w:instrText xml:space="preserve"> PAGEREF _Toc210900856 \h </w:instrText>
+              <w:instrText xml:space="preserve"> PAGEREF _Toc210984820 \h </w:instrText>
             </w:r>
             <w:r>
               <w:rPr>
@@ -4482,7 +4544,7 @@
                 <w:sz w:val="24"/>
                 <w:szCs w:val="24"/>
               </w:rPr>
-              <w:t>16</w:t>
+              <w:t>15</w:t>
             </w:r>
             <w:r>
               <w:rPr>
@@ -4500,17 +4562,22 @@
           <w:pPr>
             <w:pStyle w:val="Sumrio3"/>
             <w:tabs>
-              <w:tab w:val="left" w:pos="1440"/>
+              <w:tab w:val="left" w:pos="1200"/>
               <w:tab w:val="right" w:leader="dot" w:pos="9061"/>
             </w:tabs>
             <w:rPr>
-              <w:rFonts w:ascii="Arial" w:hAnsi="Arial" w:cs="Arial"/>
+              <w:rFonts w:ascii="Arial" w:eastAsiaTheme="minorEastAsia" w:hAnsi="Arial" w:cs="Arial"/>
               <w:noProof/>
+              <w:color w:val="auto"/>
+              <w:kern w:val="2"/>
               <w:sz w:val="24"/>
               <w:szCs w:val="24"/>
+              <w:bdr w:val="none" w:sz="0" w:space="0" w:color="auto"/>
+              <w:lang w:val="pt-BR"/>
+              <w14:ligatures w14:val="standardContextual"/>
             </w:rPr>
           </w:pPr>
-          <w:hyperlink w:anchor="_Toc210900857" w:history="1">
+          <w:hyperlink w:anchor="_Toc210984821" w:history="1">
             <w:r>
               <w:rPr>
                 <w:rStyle w:val="Hyperlink"/>
@@ -4523,10 +4590,15 @@
             </w:r>
             <w:r>
               <w:rPr>
-                <w:rFonts w:ascii="Arial" w:hAnsi="Arial" w:cs="Arial"/>
-                <w:noProof/>
-                <w:sz w:val="24"/>
-                <w:szCs w:val="24"/>
+                <w:rFonts w:ascii="Arial" w:eastAsiaTheme="minorEastAsia" w:hAnsi="Arial" w:cs="Arial"/>
+                <w:noProof/>
+                <w:color w:val="auto"/>
+                <w:kern w:val="2"/>
+                <w:sz w:val="24"/>
+                <w:szCs w:val="24"/>
+                <w:bdr w:val="none" w:sz="0" w:space="0" w:color="auto"/>
+                <w:lang w:val="pt-BR"/>
+                <w14:ligatures w14:val="standardContextual"/>
               </w:rPr>
               <w:tab/>
             </w:r>
@@ -4538,7 +4610,19 @@
                 <w:sz w:val="24"/>
                 <w:szCs w:val="24"/>
               </w:rPr>
-              <w:t>A Força dos Métodos Ensemble</w:t>
+              <w:t xml:space="preserve">A Força dos Métodos </w:t>
+            </w:r>
+            <w:r>
+              <w:rPr>
+                <w:rStyle w:val="Hyperlink"/>
+                <w:rFonts w:ascii="Arial" w:eastAsia="Times New Roman" w:hAnsi="Arial" w:cs="Arial"/>
+                <w:i/>
+                <w:iCs/>
+                <w:noProof/>
+                <w:sz w:val="24"/>
+                <w:szCs w:val="24"/>
+              </w:rPr>
+              <w:t>Ensemble</w:t>
             </w:r>
             <w:r>
               <w:rPr>
@@ -4568,7 +4652,7 @@
                 <w:sz w:val="24"/>
                 <w:szCs w:val="24"/>
               </w:rPr>
-              <w:instrText xml:space="preserve"> PAGEREF _Toc210900857 \h </w:instrText>
+              <w:instrText xml:space="preserve"> PAGEREF _Toc210984821 \h </w:instrText>
             </w:r>
             <w:r>
               <w:rPr>
@@ -4597,7 +4681,7 @@
                 <w:sz w:val="24"/>
                 <w:szCs w:val="24"/>
               </w:rPr>
-              <w:t>17</w:t>
+              <w:t>16</w:t>
             </w:r>
             <w:r>
               <w:rPr>
@@ -4615,17 +4699,22 @@
           <w:pPr>
             <w:pStyle w:val="Sumrio3"/>
             <w:tabs>
-              <w:tab w:val="left" w:pos="1440"/>
+              <w:tab w:val="left" w:pos="1200"/>
               <w:tab w:val="right" w:leader="dot" w:pos="9061"/>
             </w:tabs>
             <w:rPr>
-              <w:rFonts w:ascii="Arial" w:hAnsi="Arial" w:cs="Arial"/>
+              <w:rFonts w:ascii="Arial" w:eastAsiaTheme="minorEastAsia" w:hAnsi="Arial" w:cs="Arial"/>
               <w:noProof/>
+              <w:color w:val="auto"/>
+              <w:kern w:val="2"/>
               <w:sz w:val="24"/>
               <w:szCs w:val="24"/>
+              <w:bdr w:val="none" w:sz="0" w:space="0" w:color="auto"/>
+              <w:lang w:val="pt-BR"/>
+              <w14:ligatures w14:val="standardContextual"/>
             </w:rPr>
           </w:pPr>
-          <w:hyperlink w:anchor="_Toc210900858" w:history="1">
+          <w:hyperlink w:anchor="_Toc210984822" w:history="1">
             <w:r>
               <w:rPr>
                 <w:rStyle w:val="Hyperlink"/>
@@ -4638,10 +4727,15 @@
             </w:r>
             <w:r>
               <w:rPr>
-                <w:rFonts w:ascii="Arial" w:hAnsi="Arial" w:cs="Arial"/>
-                <w:noProof/>
-                <w:sz w:val="24"/>
-                <w:szCs w:val="24"/>
+                <w:rFonts w:ascii="Arial" w:eastAsiaTheme="minorEastAsia" w:hAnsi="Arial" w:cs="Arial"/>
+                <w:noProof/>
+                <w:color w:val="auto"/>
+                <w:kern w:val="2"/>
+                <w:sz w:val="24"/>
+                <w:szCs w:val="24"/>
+                <w:bdr w:val="none" w:sz="0" w:space="0" w:color="auto"/>
+                <w:lang w:val="pt-BR"/>
+                <w14:ligatures w14:val="standardContextual"/>
               </w:rPr>
               <w:tab/>
             </w:r>
@@ -4683,7 +4777,7 @@
                 <w:sz w:val="24"/>
                 <w:szCs w:val="24"/>
               </w:rPr>
-              <w:instrText xml:space="preserve"> PAGEREF _Toc210900858 \h </w:instrText>
+              <w:instrText xml:space="preserve"> PAGEREF _Toc210984822 \h </w:instrText>
             </w:r>
             <w:r>
               <w:rPr>
@@ -4712,7 +4806,7 @@
                 <w:sz w:val="24"/>
                 <w:szCs w:val="24"/>
               </w:rPr>
-              <w:t>18</w:t>
+              <w:t>17</w:t>
             </w:r>
             <w:r>
               <w:rPr>
@@ -4745,7 +4839,7 @@
               <w14:ligatures w14:val="standardContextual"/>
             </w:rPr>
           </w:pPr>
-          <w:hyperlink w:anchor="_Toc210900859" w:history="1">
+          <w:hyperlink w:anchor="_Toc210984823" w:history="1">
             <w:r>
               <w:rPr>
                 <w:rStyle w:val="Hyperlink"/>
@@ -4808,7 +4902,7 @@
                 <w:sz w:val="24"/>
                 <w:szCs w:val="24"/>
               </w:rPr>
-              <w:instrText xml:space="preserve"> PAGEREF _Toc210900859 \h </w:instrText>
+              <w:instrText xml:space="preserve"> PAGEREF _Toc210984823 \h </w:instrText>
             </w:r>
             <w:r>
               <w:rPr>
@@ -4837,7 +4931,7 @@
                 <w:sz w:val="24"/>
                 <w:szCs w:val="24"/>
               </w:rPr>
-              <w:t>19</w:t>
+              <w:t>18</w:t>
             </w:r>
             <w:r>
               <w:rPr>
@@ -4866,7 +4960,7 @@
               <w14:ligatures w14:val="standardContextual"/>
             </w:rPr>
           </w:pPr>
-          <w:hyperlink w:anchor="_Toc210900860" w:history="1">
+          <w:hyperlink w:anchor="_Toc210984824" w:history="1">
             <w:r>
               <w:rPr>
                 <w:rStyle w:val="Hyperlink"/>
@@ -4929,7 +5023,7 @@
                 <w:sz w:val="24"/>
                 <w:szCs w:val="24"/>
               </w:rPr>
-              <w:instrText xml:space="preserve"> PAGEREF _Toc210900860 \h </w:instrText>
+              <w:instrText xml:space="preserve"> PAGEREF _Toc210984824 \h </w:instrText>
             </w:r>
             <w:r>
               <w:rPr>
@@ -4958,7 +5052,7 @@
                 <w:sz w:val="24"/>
                 <w:szCs w:val="24"/>
               </w:rPr>
-              <w:t>20</w:t>
+              <w:t>19</w:t>
             </w:r>
             <w:r>
               <w:rPr>
@@ -4987,7 +5081,7 @@
               <w14:ligatures w14:val="standardContextual"/>
             </w:rPr>
           </w:pPr>
-          <w:hyperlink w:anchor="_Toc210900861" w:history="1">
+          <w:hyperlink w:anchor="_Toc210984825" w:history="1">
             <w:r>
               <w:rPr>
                 <w:rStyle w:val="Hyperlink"/>
@@ -5050,7 +5144,7 @@
                 <w:sz w:val="24"/>
                 <w:szCs w:val="24"/>
               </w:rPr>
-              <w:instrText xml:space="preserve"> PAGEREF _Toc210900861 \h </w:instrText>
+              <w:instrText xml:space="preserve"> PAGEREF _Toc210984825 \h </w:instrText>
             </w:r>
             <w:r>
               <w:rPr>
@@ -5079,7 +5173,7 @@
                 <w:sz w:val="24"/>
                 <w:szCs w:val="24"/>
               </w:rPr>
-              <w:t>21</w:t>
+              <w:t>20</w:t>
             </w:r>
             <w:r>
               <w:rPr>
@@ -5108,7 +5202,7 @@
               <w14:ligatures w14:val="standardContextual"/>
             </w:rPr>
           </w:pPr>
-          <w:hyperlink w:anchor="_Toc210900862" w:history="1">
+          <w:hyperlink w:anchor="_Toc210984826" w:history="1">
             <w:r>
               <w:rPr>
                 <w:rStyle w:val="Hyperlink"/>
@@ -5141,7 +5235,7 @@
                 <w:sz w:val="24"/>
                 <w:szCs w:val="24"/>
               </w:rPr>
-              <w:t>DISCUSSÕES  FINAIS</w:t>
+              <w:t>DISCUSSÕES FINAIS</w:t>
             </w:r>
             <w:r>
               <w:rPr>
@@ -5171,7 +5265,7 @@
                 <w:sz w:val="24"/>
                 <w:szCs w:val="24"/>
               </w:rPr>
-              <w:instrText xml:space="preserve"> PAGEREF _Toc210900862 \h </w:instrText>
+              <w:instrText xml:space="preserve"> PAGEREF _Toc210984826 \h </w:instrText>
             </w:r>
             <w:r>
               <w:rPr>
@@ -5200,7 +5294,7 @@
                 <w:sz w:val="24"/>
                 <w:szCs w:val="24"/>
               </w:rPr>
-              <w:t>22</w:t>
+              <w:t>21</w:t>
             </w:r>
             <w:r>
               <w:rPr>
@@ -5229,7 +5323,7 @@
               <w14:ligatures w14:val="standardContextual"/>
             </w:rPr>
           </w:pPr>
-          <w:hyperlink w:anchor="_Toc210900863" w:history="1">
+          <w:hyperlink w:anchor="_Toc210984827" w:history="1">
             <w:r>
               <w:rPr>
                 <w:rStyle w:val="Hyperlink"/>
@@ -5268,7 +5362,7 @@
                 <w:sz w:val="24"/>
                 <w:szCs w:val="24"/>
               </w:rPr>
-              <w:instrText xml:space="preserve"> PAGEREF _Toc210900863 \h </w:instrText>
+              <w:instrText xml:space="preserve"> PAGEREF _Toc210984827 \h </w:instrText>
             </w:r>
             <w:r>
               <w:rPr>
@@ -5297,7 +5391,7 @@
                 <w:sz w:val="24"/>
                 <w:szCs w:val="24"/>
               </w:rPr>
-              <w:t>23</w:t>
+              <w:t>22</w:t>
             </w:r>
             <w:r>
               <w:rPr>
@@ -5326,7 +5420,7 @@
               <w14:ligatures w14:val="standardContextual"/>
             </w:rPr>
           </w:pPr>
-          <w:hyperlink w:anchor="_Toc210900864" w:history="1">
+          <w:hyperlink w:anchor="_Toc210984828" w:history="1">
             <w:r>
               <w:rPr>
                 <w:rStyle w:val="Hyperlink"/>
@@ -5365,7 +5459,7 @@
                 <w:sz w:val="24"/>
                 <w:szCs w:val="24"/>
               </w:rPr>
-              <w:instrText xml:space="preserve"> PAGEREF _Toc210900864 \h </w:instrText>
+              <w:instrText xml:space="preserve"> PAGEREF _Toc210984828 \h </w:instrText>
             </w:r>
             <w:r>
               <w:rPr>
@@ -5394,7 +5488,7 @@
                 <w:sz w:val="24"/>
                 <w:szCs w:val="24"/>
               </w:rPr>
-              <w:t>24</w:t>
+              <w:t>23</w:t>
             </w:r>
             <w:r>
               <w:rPr>
@@ -5423,7 +5517,7 @@
               <w14:ligatures w14:val="standardContextual"/>
             </w:rPr>
           </w:pPr>
-          <w:hyperlink w:anchor="_Toc210900865" w:history="1">
+          <w:hyperlink w:anchor="_Toc210984829" w:history="1">
             <w:r>
               <w:rPr>
                 <w:rStyle w:val="Hyperlink"/>
@@ -5432,27 +5526,7 @@
                 <w:sz w:val="24"/>
                 <w:szCs w:val="24"/>
               </w:rPr>
-              <w:t>ANE</w:t>
-            </w:r>
-            <w:r>
-              <w:rPr>
-                <w:rStyle w:val="Hyperlink"/>
-                <w:rFonts w:ascii="Arial" w:hAnsi="Arial" w:cs="Arial"/>
-                <w:noProof/>
-                <w:sz w:val="24"/>
-                <w:szCs w:val="24"/>
-              </w:rPr>
-              <w:t>X</w:t>
-            </w:r>
-            <w:r>
-              <w:rPr>
-                <w:rStyle w:val="Hyperlink"/>
-                <w:rFonts w:ascii="Arial" w:hAnsi="Arial" w:cs="Arial"/>
-                <w:noProof/>
-                <w:sz w:val="24"/>
-                <w:szCs w:val="24"/>
-              </w:rPr>
-              <w:t>O</w:t>
+              <w:t>ANEXO</w:t>
             </w:r>
             <w:r>
               <w:rPr>
@@ -5482,7 +5556,7 @@
                 <w:sz w:val="24"/>
                 <w:szCs w:val="24"/>
               </w:rPr>
-              <w:instrText xml:space="preserve"> PAGEREF _Toc210900865 \h </w:instrText>
+              <w:instrText xml:space="preserve"> PAGEREF _Toc210984829 \h </w:instrText>
             </w:r>
             <w:r>
               <w:rPr>
@@ -5511,7 +5585,7 @@
                 <w:sz w:val="24"/>
                 <w:szCs w:val="24"/>
               </w:rPr>
-              <w:t>24</w:t>
+              <w:t>23</w:t>
             </w:r>
             <w:r>
               <w:rPr>
@@ -5568,7 +5642,7 @@
       <w:pPr>
         <w:pStyle w:val="Ttulo1"/>
       </w:pPr>
-      <w:bookmarkStart w:id="0" w:name="_Toc210900834"/>
+      <w:bookmarkStart w:id="0" w:name="_Toc210984798"/>
       <w:r>
         <w:lastRenderedPageBreak/>
         <w:t>INTRODUÇÃO</w:t>
@@ -5621,7 +5695,47 @@
           <w:sz w:val="24"/>
           <w:szCs w:val="24"/>
         </w:rPr>
-        <w:t>No contexto brasileiro, o uso de técnicas de machine learning (aprendizado de máquina) tem se expandido, facilitando a aplicação de algoritmos como o Random Forest, que se destaca por sua robustez, acurácia e capacidade de lidar com variáveis complexas e dados ruidosos (Breiman, 2001; James et al., 2021).</w:t>
+        <w:t xml:space="preserve">No contexto brasileiro, o uso de técnicas de </w:t>
+      </w:r>
+      <w:r>
+        <w:rPr>
+          <w:rFonts w:ascii="Arial" w:hAnsi="Arial" w:cs="Arial"/>
+          <w:i/>
+          <w:iCs/>
+          <w:color w:val="000000" w:themeColor="text1"/>
+          <w:sz w:val="24"/>
+          <w:szCs w:val="24"/>
+        </w:rPr>
+        <w:t>machine learning</w:t>
+      </w:r>
+      <w:r>
+        <w:rPr>
+          <w:rFonts w:ascii="Arial" w:hAnsi="Arial" w:cs="Arial"/>
+          <w:color w:val="000000" w:themeColor="text1"/>
+          <w:sz w:val="24"/>
+          <w:szCs w:val="24"/>
+        </w:rPr>
+        <w:t xml:space="preserve"> (aprendizado de máquina) tem se expandido, facilitando a aplicação de algoritmos como o </w:t>
+      </w:r>
+      <w:r>
+        <w:rPr>
+          <w:rFonts w:ascii="Arial" w:hAnsi="Arial" w:cs="Arial"/>
+          <w:i/>
+          <w:iCs/>
+          <w:color w:val="000000" w:themeColor="text1"/>
+          <w:sz w:val="24"/>
+          <w:szCs w:val="24"/>
+        </w:rPr>
+        <w:t>Random Forest</w:t>
+      </w:r>
+      <w:r>
+        <w:rPr>
+          <w:rFonts w:ascii="Arial" w:hAnsi="Arial" w:cs="Arial"/>
+          <w:color w:val="000000" w:themeColor="text1"/>
+          <w:sz w:val="24"/>
+          <w:szCs w:val="24"/>
+        </w:rPr>
+        <w:t>, que se destaca por sua robustez, acurácia e capacidade de lidar com variáveis complexas e dados ruidosos (Breiman, 2001; James et al., 2021).</w:t>
       </w:r>
     </w:p>
     <w:p>
@@ -5681,7 +5795,7 @@
       <w:pPr>
         <w:pStyle w:val="Ttulo2"/>
       </w:pPr>
-      <w:bookmarkStart w:id="1" w:name="_Toc210900835"/>
+      <w:bookmarkStart w:id="1" w:name="_Toc210984799"/>
       <w:r>
         <w:t xml:space="preserve">O </w:t>
       </w:r>
@@ -5833,7 +5947,7 @@
       <w:pPr>
         <w:pStyle w:val="Ttulo2"/>
       </w:pPr>
-      <w:bookmarkStart w:id="2" w:name="_Toc210900836"/>
+      <w:bookmarkStart w:id="2" w:name="_Toc210984800"/>
       <w:r>
         <w:t>Justificativa</w:t>
       </w:r>
@@ -5951,7 +6065,7 @@
       <w:pPr>
         <w:pStyle w:val="Ttulo2"/>
       </w:pPr>
-      <w:bookmarkStart w:id="3" w:name="_Toc210900837"/>
+      <w:bookmarkStart w:id="3" w:name="_Toc210984801"/>
       <w:r>
         <w:t>Objetivos</w:t>
       </w:r>
@@ -5999,7 +6113,7 @@
       <w:pPr>
         <w:pStyle w:val="Ttulo3"/>
       </w:pPr>
-      <w:bookmarkStart w:id="4" w:name="_Toc210900838"/>
+      <w:bookmarkStart w:id="4" w:name="_Toc210984802"/>
       <w:r>
         <w:t>Objetivos</w:t>
       </w:r>
@@ -6069,7 +6183,7 @@
       <w:pPr>
         <w:pStyle w:val="Ttulo3"/>
       </w:pPr>
-      <w:bookmarkStart w:id="5" w:name="_Toc210900839"/>
+      <w:bookmarkStart w:id="5" w:name="_Toc210984803"/>
       <w:r>
         <w:t xml:space="preserve">Objetivos </w:t>
       </w:r>
@@ -6337,7 +6451,7 @@
       <w:pPr>
         <w:pStyle w:val="Ttulo2"/>
       </w:pPr>
-      <w:bookmarkStart w:id="6" w:name="_Toc210900840"/>
+      <w:bookmarkStart w:id="6" w:name="_Toc210984804"/>
       <w:r>
         <w:t>Hipóteses</w:t>
       </w:r>
@@ -6743,7 +6857,7 @@
       <w:pPr>
         <w:pStyle w:val="Ttulo1"/>
       </w:pPr>
-      <w:bookmarkStart w:id="7" w:name="_Toc210900841"/>
+      <w:bookmarkStart w:id="7" w:name="_Toc210984805"/>
       <w:r>
         <w:lastRenderedPageBreak/>
         <w:t>METODOLOGIA</w:t>
@@ -6915,7 +7029,7 @@
           <w:szCs w:val="18"/>
         </w:rPr>
       </w:pPr>
-      <w:bookmarkStart w:id="8" w:name="_Toc210900842"/>
+      <w:bookmarkStart w:id="8" w:name="_Toc210984806"/>
       <w:r>
         <w:t>Área e universo de estudo</w:t>
       </w:r>
@@ -6994,7 +7108,7 @@
       <w:pPr>
         <w:pStyle w:val="Ttulo2"/>
       </w:pPr>
-      <w:bookmarkStart w:id="9" w:name="_Toc210900843"/>
+      <w:bookmarkStart w:id="9" w:name="_Toc210984807"/>
       <w:r>
         <w:t xml:space="preserve">Fontes de </w:t>
       </w:r>
@@ -7046,7 +7160,7 @@
           <w:szCs w:val="18"/>
         </w:rPr>
       </w:pPr>
-      <w:bookmarkStart w:id="10" w:name="_Toc210900844"/>
+      <w:bookmarkStart w:id="10" w:name="_Toc210984808"/>
       <w:r>
         <w:t>População e amostra, ou sujeitos da pesquisa</w:t>
       </w:r>
@@ -7124,7 +7238,7 @@
       <w:pPr>
         <w:pStyle w:val="Ttulo2"/>
       </w:pPr>
-      <w:bookmarkStart w:id="11" w:name="_Toc210900845"/>
+      <w:bookmarkStart w:id="11" w:name="_Toc210984809"/>
       <w:r>
         <w:t>Tipo</w:t>
       </w:r>
@@ -7169,7 +7283,7 @@
       <w:pPr>
         <w:pStyle w:val="Ttulo2"/>
       </w:pPr>
-      <w:bookmarkStart w:id="12" w:name="_Toc210900846"/>
+      <w:bookmarkStart w:id="12" w:name="_Toc210984810"/>
       <w:r>
         <w:lastRenderedPageBreak/>
         <w:t>Procedimentos</w:t>
@@ -7508,7 +7622,31 @@
           <w:bdr w:val="none" w:sz="0" w:space="0" w:color="auto"/>
           <w:lang w:val="pt-BR" w:eastAsia="ja-JP"/>
         </w:rPr>
-        <w:t>A performance de um modelo de Random Forest é sensível a um conjunto de configurações internas conhecidas como hiperparâmetros, como o número de árvores na floresta (</w:t>
+        <w:t xml:space="preserve">A performance de um modelo de </w:t>
+      </w:r>
+      <w:r>
+        <w:rPr>
+          <w:rFonts w:ascii="Arial" w:eastAsia="Times New Roman" w:hAnsi="Arial" w:cs="Arial"/>
+          <w:i/>
+          <w:iCs/>
+          <w:color w:val="242021"/>
+          <w:sz w:val="24"/>
+          <w:szCs w:val="24"/>
+          <w:bdr w:val="none" w:sz="0" w:space="0" w:color="auto"/>
+          <w:lang w:val="pt-BR" w:eastAsia="ja-JP"/>
+        </w:rPr>
+        <w:t>Random Forest</w:t>
+      </w:r>
+      <w:r>
+        <w:rPr>
+          <w:rFonts w:ascii="Arial" w:eastAsia="Times New Roman" w:hAnsi="Arial" w:cs="Arial"/>
+          <w:color w:val="242021"/>
+          <w:sz w:val="24"/>
+          <w:szCs w:val="24"/>
+          <w:bdr w:val="none" w:sz="0" w:space="0" w:color="auto"/>
+          <w:lang w:val="pt-BR" w:eastAsia="ja-JP"/>
+        </w:rPr>
+        <w:t xml:space="preserve"> é sensível a um conjunto de configurações internas conhecidas como hiperparâmetros, como o número de árvores na floresta (</w:t>
       </w:r>
       <w:r>
         <w:rPr>
@@ -7738,7 +7876,7 @@
       <w:pPr>
         <w:pStyle w:val="Ttulo2"/>
       </w:pPr>
-      <w:bookmarkStart w:id="13" w:name="_Toc210900847"/>
+      <w:bookmarkStart w:id="13" w:name="_Toc210984811"/>
       <w:r>
         <w:t>Variáveis</w:t>
       </w:r>
@@ -7854,7 +7992,7 @@
       <w:pPr>
         <w:pStyle w:val="Ttulo2"/>
       </w:pPr>
-      <w:bookmarkStart w:id="14" w:name="_Toc210900848"/>
+      <w:bookmarkStart w:id="14" w:name="_Toc210984812"/>
       <w:r>
         <w:t>Orçamento</w:t>
       </w:r>
@@ -8060,7 +8198,7 @@
       <w:pPr>
         <w:pStyle w:val="Ttulo2"/>
       </w:pPr>
-      <w:bookmarkStart w:id="15" w:name="_Toc210900849"/>
+      <w:bookmarkStart w:id="15" w:name="_Toc210984813"/>
       <w:r>
         <w:t>Cronograma</w:t>
       </w:r>
@@ -10359,7 +10497,7 @@
         <w:pStyle w:val="Ttulo1"/>
       </w:pPr>
       <w:bookmarkStart w:id="16" w:name="_Hlk63686641"/>
-      <w:bookmarkStart w:id="17" w:name="_Toc210900850"/>
+      <w:bookmarkStart w:id="17" w:name="_Toc210984814"/>
       <w:r>
         <w:lastRenderedPageBreak/>
         <w:t>REFERENCIAL</w:t>
@@ -10371,6 +10509,122 @@
       <w:r>
         <w:t xml:space="preserve"> </w:t>
       </w:r>
+    </w:p>
+    <w:p>
+      <w:pPr>
+        <w:pBdr>
+          <w:top w:val="none" w:sz="0" w:space="0" w:color="auto"/>
+          <w:left w:val="none" w:sz="0" w:space="0" w:color="auto"/>
+          <w:bottom w:val="none" w:sz="0" w:space="0" w:color="auto"/>
+          <w:right w:val="none" w:sz="0" w:space="0" w:color="auto"/>
+          <w:between w:val="none" w:sz="0" w:space="0" w:color="auto"/>
+          <w:bar w:val="none" w:sz="0" w:color="auto"/>
+        </w:pBdr>
+        <w:spacing w:after="240" w:line="360" w:lineRule="auto"/>
+        <w:ind w:firstLine="709"/>
+        <w:contextualSpacing/>
+        <w:jc w:val="both"/>
+        <w:rPr>
+          <w:rFonts w:ascii="Arial" w:eastAsia="Times New Roman" w:hAnsi="Arial" w:cs="Times New Roman"/>
+          <w:color w:val="auto"/>
+          <w:sz w:val="24"/>
+          <w:bdr w:val="none" w:sz="0" w:space="0" w:color="auto"/>
+          <w:lang w:val="pt-BR" w:eastAsia="ja-JP"/>
+        </w:rPr>
+      </w:pPr>
+      <w:r>
+        <w:rPr>
+          <w:rFonts w:ascii="Arial" w:eastAsia="Times New Roman" w:hAnsi="Arial" w:cs="Times New Roman"/>
+          <w:color w:val="auto"/>
+          <w:sz w:val="24"/>
+          <w:bdr w:val="none" w:sz="0" w:space="0" w:color="auto"/>
+          <w:lang w:val="pt-BR" w:eastAsia="ja-JP"/>
+        </w:rPr>
+        <w:t xml:space="preserve">Este referencial </w:t>
+      </w:r>
+      <w:r>
+        <w:rPr>
+          <w:rFonts w:ascii="Arial" w:eastAsia="Times New Roman" w:hAnsi="Arial" w:cs="Arial"/>
+          <w:color w:val="auto"/>
+          <w:sz w:val="24"/>
+          <w:szCs w:val="24"/>
+          <w:bdr w:val="none" w:sz="0" w:space="0" w:color="auto"/>
+          <w:lang w:val="pt-BR" w:eastAsia="ja-JP"/>
+        </w:rPr>
+        <w:t>teórico</w:t>
+      </w:r>
+      <w:r>
+        <w:rPr>
+          <w:rFonts w:ascii="Arial" w:eastAsia="Times New Roman" w:hAnsi="Arial" w:cs="Times New Roman"/>
+          <w:color w:val="auto"/>
+          <w:sz w:val="24"/>
+          <w:bdr w:val="none" w:sz="0" w:space="0" w:color="auto"/>
+          <w:lang w:val="pt-BR" w:eastAsia="ja-JP"/>
+        </w:rPr>
+        <w:t xml:space="preserve"> apresenta os conceitos fundamentais para a construção do modelo preditivo. Serão abordados, em sequência, os temas de Inteligência Artificial (IA) e </w:t>
+      </w:r>
+      <w:r>
+        <w:rPr>
+          <w:rFonts w:ascii="Arial" w:eastAsia="Times New Roman" w:hAnsi="Arial" w:cs="Times New Roman"/>
+          <w:i/>
+          <w:iCs/>
+          <w:color w:val="auto"/>
+          <w:sz w:val="24"/>
+          <w:bdr w:val="none" w:sz="0" w:space="0" w:color="auto"/>
+          <w:lang w:val="pt-BR" w:eastAsia="ja-JP"/>
+        </w:rPr>
+        <w:t>Machine Learning</w:t>
+      </w:r>
+      <w:r>
+        <w:rPr>
+          <w:rFonts w:ascii="Arial" w:eastAsia="Times New Roman" w:hAnsi="Arial" w:cs="Times New Roman"/>
+          <w:color w:val="auto"/>
+          <w:sz w:val="24"/>
+          <w:bdr w:val="none" w:sz="0" w:space="0" w:color="auto"/>
+          <w:lang w:val="pt-BR" w:eastAsia="ja-JP"/>
+        </w:rPr>
+        <w:t>, o algoritmo da Árvore de Decisão e o método Random Forest, que é a técnica central do projeto. Por fim, contextualiza-se o campo da Ciência de Dados, que engloba as abordagens anteriores.</w:t>
+      </w:r>
+    </w:p>
+    <w:p>
+      <w:pPr>
+        <w:rPr>
+          <w:lang w:val="pt-BR" w:eastAsia="ja-JP"/>
+        </w:rPr>
+      </w:pPr>
+    </w:p>
+    <w:p>
+      <w:pPr>
+        <w:pStyle w:val="Ttulo2"/>
+        <w:rPr>
+          <w:rFonts w:eastAsia="Times New Roman"/>
+        </w:rPr>
+      </w:pPr>
+      <w:bookmarkStart w:id="18" w:name="_Toc210984815"/>
+      <w:r>
+        <w:rPr>
+          <w:rFonts w:eastAsia="Times New Roman"/>
+        </w:rPr>
+        <w:t xml:space="preserve">Inteligência Artificial e o </w:t>
+      </w:r>
+      <w:r>
+        <w:t>Campo</w:t>
+      </w:r>
+      <w:r>
+        <w:rPr>
+          <w:rFonts w:eastAsia="Times New Roman"/>
+        </w:rPr>
+        <w:t xml:space="preserve"> do </w:t>
+      </w:r>
+      <w:r>
+        <w:rPr>
+          <w:rFonts w:eastAsia="Times New Roman"/>
+          <w:i/>
+          <w:iCs/>
+        </w:rPr>
+        <w:t>Machine Learning</w:t>
+      </w:r>
+      <w:bookmarkEnd w:id="18"/>
     </w:p>
     <w:p>
       <w:pPr>
@@ -10404,81 +10658,43 @@
           <w:bdr w:val="none" w:sz="0" w:space="0" w:color="auto"/>
           <w:lang w:val="pt-BR"/>
         </w:rPr>
-        <w:t xml:space="preserve">Para a fundamentação deste projeto, o referencial teórico será dividido em dois tópicos principais. O primeiro abordará os conceitos fundamentais de Inteligência Artificial e </w:t>
-      </w:r>
-      <w:r>
+        <w:t>A busca por criar sistemas capazes de simular a capacidade humana de raciocinar e aprender deu origem à Inteligência Artificial (IA). Este campo da ciência da computação não se resume a robôs humanoides, como o imaginário popular sugere, mas a sistemas que podem agir e pensar racionalmente. De acordo com Russell e Norvig (2013), a IA pode ser vista sob quatro abordagens: sistemas que pensam como humanos, sistemas que agem como humanos, sistemas que pensam racionalmente e sistemas que agem racionalmente. Para o contexto de análise de dados e tomada de decisão, a abordagem de "agir racionalmente" é a mais pertinente, pois se concentra na criação de agentes que tomam a melhor ação possível para atingir um objetivo.</w:t>
+      </w:r>
+    </w:p>
+    <w:p>
+      <w:pPr>
+        <w:pBdr>
+          <w:top w:val="none" w:sz="0" w:space="0" w:color="auto"/>
+          <w:left w:val="none" w:sz="0" w:space="0" w:color="auto"/>
+          <w:bottom w:val="none" w:sz="0" w:space="0" w:color="auto"/>
+          <w:right w:val="none" w:sz="0" w:space="0" w:color="auto"/>
+          <w:between w:val="none" w:sz="0" w:space="0" w:color="auto"/>
+          <w:bar w:val="none" w:sz="0" w:color="auto"/>
+        </w:pBdr>
+        <w:spacing w:before="100" w:beforeAutospacing="1" w:after="240" w:line="240" w:lineRule="auto"/>
+        <w:ind w:left="2268"/>
+        <w:contextualSpacing/>
+        <w:jc w:val="both"/>
         <w:rPr>
           <w:rFonts w:ascii="Arial" w:eastAsia="Times New Roman" w:hAnsi="Arial" w:cs="Arial"/>
-          <w:i/>
-          <w:iCs/>
-          <w:color w:val="auto"/>
-          <w:sz w:val="24"/>
-          <w:szCs w:val="24"/>
+          <w:color w:val="auto"/>
+          <w:sz w:val="20"/>
+          <w:szCs w:val="20"/>
           <w:bdr w:val="none" w:sz="0" w:space="0" w:color="auto"/>
           <w:lang w:val="pt-BR"/>
         </w:rPr>
-        <w:t>Machine Learning</w:t>
-      </w:r>
+      </w:pPr>
       <w:r>
         <w:rPr>
           <w:rFonts w:ascii="Arial" w:eastAsia="Times New Roman" w:hAnsi="Arial" w:cs="Arial"/>
           <w:color w:val="auto"/>
-          <w:sz w:val="24"/>
-          <w:szCs w:val="24"/>
+          <w:sz w:val="20"/>
+          <w:szCs w:val="20"/>
           <w:bdr w:val="none" w:sz="0" w:space="0" w:color="auto"/>
           <w:lang w:val="pt-BR"/>
         </w:rPr>
-        <w:t xml:space="preserve">, estabelecendo a base conceitual da área de estudo. O segundo tópico se aprofundará nos modelos preditivos, com foco em regressão para previsão de vendas, e apresentará o método de </w:t>
-      </w:r>
-      <w:r>
-        <w:rPr>
-          <w:rFonts w:ascii="Arial" w:eastAsia="Times New Roman" w:hAnsi="Arial" w:cs="Arial"/>
-          <w:i/>
-          <w:iCs/>
-          <w:color w:val="auto"/>
-          <w:sz w:val="24"/>
-          <w:szCs w:val="24"/>
-          <w:bdr w:val="none" w:sz="0" w:space="0" w:color="auto"/>
-          <w:lang w:val="pt-BR"/>
-        </w:rPr>
-        <w:t>Random Forest</w:t>
-      </w:r>
-      <w:r>
-        <w:rPr>
-          <w:rFonts w:ascii="Arial" w:eastAsia="Times New Roman" w:hAnsi="Arial" w:cs="Arial"/>
-          <w:color w:val="auto"/>
-          <w:sz w:val="24"/>
-          <w:szCs w:val="24"/>
-          <w:bdr w:val="none" w:sz="0" w:space="0" w:color="auto"/>
-          <w:lang w:val="pt-BR"/>
-        </w:rPr>
-        <w:t>, recomendado para a aplicação prática deste trabalho.</w:t>
-      </w:r>
-    </w:p>
-    <w:p>
-      <w:pPr>
-        <w:pStyle w:val="Ttulo2"/>
-        <w:rPr>
-          <w:rFonts w:eastAsia="Times New Roman"/>
-        </w:rPr>
-      </w:pPr>
-      <w:bookmarkStart w:id="18" w:name="_Toc210900851"/>
-      <w:r>
-        <w:rPr>
-          <w:rFonts w:eastAsia="Times New Roman"/>
-        </w:rPr>
-        <w:t xml:space="preserve">Inteligência Artificial e o </w:t>
-      </w:r>
-      <w:r>
-        <w:t>Campo</w:t>
-      </w:r>
-      <w:r>
-        <w:rPr>
-          <w:rFonts w:eastAsia="Times New Roman"/>
-        </w:rPr>
-        <w:t xml:space="preserve"> do Machine Learning</w:t>
-      </w:r>
-      <w:bookmarkEnd w:id="18"/>
+        <w:t>A Inteligência Artificial (IA) é um campo vasto que engloba desde a automação de processos até a criação de sistemas capazes de aprender e tomar decisões. Um agente racional é aquele que age para alcançar o melhor resultado ou, quando há incerteza, o melhor resultado esperado (RUSSELL; NORVIG, 2013).</w:t>
+      </w:r>
     </w:p>
     <w:p>
       <w:pPr>
@@ -10503,7 +10719,21 @@
           <w:lang w:val="pt-BR"/>
         </w:rPr>
       </w:pPr>
-      <w:r>
+    </w:p>
+    <w:p>
+      <w:pPr>
+        <w:pBdr>
+          <w:top w:val="none" w:sz="0" w:space="0" w:color="auto"/>
+          <w:left w:val="none" w:sz="0" w:space="0" w:color="auto"/>
+          <w:bottom w:val="none" w:sz="0" w:space="0" w:color="auto"/>
+          <w:right w:val="none" w:sz="0" w:space="0" w:color="auto"/>
+          <w:between w:val="none" w:sz="0" w:space="0" w:color="auto"/>
+          <w:bar w:val="none" w:sz="0" w:color="auto"/>
+        </w:pBdr>
+        <w:spacing w:before="100" w:beforeAutospacing="1" w:after="240" w:line="360" w:lineRule="auto"/>
+        <w:ind w:firstLine="709"/>
+        <w:contextualSpacing/>
+        <w:jc w:val="both"/>
         <w:rPr>
           <w:rFonts w:ascii="Arial" w:eastAsia="Times New Roman" w:hAnsi="Arial" w:cs="Arial"/>
           <w:color w:val="auto"/>
@@ -10512,7 +10742,41 @@
           <w:bdr w:val="none" w:sz="0" w:space="0" w:color="auto"/>
           <w:lang w:val="pt-BR"/>
         </w:rPr>
-        <w:t>A busca por criar sistemas capazes de simular a capacidade humana de raciocinar e aprender deu origem à Inteligência Artificial (IA). Este campo da ciência da computação não se resume a robôs humanoides, como o imaginário popular sugere, mas a sistemas que podem agir e pensar racionalmente. De acordo com Russell e Norvig (2013), a IA pode ser vista sob quatro abordagens: sistemas que pensam como humanos, sistemas que agem como humanos, sistemas que pensam racionalmente e sistemas que agem racionalmente. Para o contexto de análise de dados e tomada de decisão, a abordagem de "agir racionalmente" é a mais pertinente, pois se concentra na criação de agentes que tomam a melhor ação possível para atingir um objetivo.</w:t>
+      </w:pPr>
+      <w:r>
+        <w:rPr>
+          <w:rFonts w:ascii="Arial" w:eastAsia="Times New Roman" w:hAnsi="Arial" w:cs="Arial"/>
+          <w:color w:val="auto"/>
+          <w:sz w:val="24"/>
+          <w:szCs w:val="24"/>
+          <w:bdr w:val="none" w:sz="0" w:space="0" w:color="auto"/>
+          <w:lang w:val="pt-BR"/>
+        </w:rPr>
+        <w:t xml:space="preserve">Dentro do grande campo da IA, surge o </w:t>
+      </w:r>
+      <w:r>
+        <w:rPr>
+          <w:rFonts w:ascii="Arial" w:eastAsia="Times New Roman" w:hAnsi="Arial" w:cs="Arial"/>
+          <w:i/>
+          <w:iCs/>
+          <w:color w:val="auto"/>
+          <w:sz w:val="24"/>
+          <w:szCs w:val="24"/>
+          <w:bdr w:val="none" w:sz="0" w:space="0" w:color="auto"/>
+          <w:lang w:val="pt-BR"/>
+        </w:rPr>
+        <w:t>Machine Learning</w:t>
+      </w:r>
+      <w:r>
+        <w:rPr>
+          <w:rFonts w:ascii="Arial" w:eastAsia="Times New Roman" w:hAnsi="Arial" w:cs="Arial"/>
+          <w:color w:val="auto"/>
+          <w:sz w:val="24"/>
+          <w:szCs w:val="24"/>
+          <w:bdr w:val="none" w:sz="0" w:space="0" w:color="auto"/>
+          <w:lang w:val="pt-BR"/>
+        </w:rPr>
+        <w:t xml:space="preserve"> (Aprendizado de Máquina) como uma abordagem essencial para criar sistemas inteligentes sem que sejam explicitamente programados para cada tarefa. A ideia central é que os algoritmos possam "aprender" padrões diretamente dos dados. Tom Mitchell, um dos pioneiros na área, oferece uma definição clássica e precisa:</w:t>
       </w:r>
     </w:p>
     <w:p>
@@ -10547,7 +10811,7 @@
           <w:bdr w:val="none" w:sz="0" w:space="0" w:color="auto"/>
           <w:lang w:val="pt-BR"/>
         </w:rPr>
-        <w:t>A Inteligência Artificial (IA) é um campo vasto que engloba desde a automação de processos até a criação de sistemas capazes de aprender e tomar decisões. Um agente racional é aquele que age para alcançar o melhor resultado ou, quando há incerteza, o melhor resultado esperado (RUSSELL; NORVIG, 2013).</w:t>
+        <w:t>Diz-se que um programa de computador aprende da experiência E com respeito a alguma classe de tarefas T e medida de desempenho P, se seu desempenho em tarefas em T, medido por P, melhora com a experiência E (MITCHELL, 1997, p. 2, tradução nossa).</w:t>
       </w:r>
     </w:p>
     <w:p>
@@ -10606,42 +10870,19 @@
           <w:bdr w:val="none" w:sz="0" w:space="0" w:color="auto"/>
           <w:lang w:val="pt-BR"/>
         </w:rPr>
-        <w:t>Dentro do grande campo da IA, surge o Machine Learning (Aprendizado de Máquina) como uma abordagem essencial para criar sistemas inteligentes sem que sejam explicitamente programados para cada tarefa. A ideia central é que os algoritmos possam "aprender" padrões diretamente dos dados. Tom Mitchell, um dos pioneiros na área, oferece uma definição clássica e precisa:</w:t>
-      </w:r>
-    </w:p>
-    <w:p>
-      <w:pPr>
-        <w:pBdr>
-          <w:top w:val="none" w:sz="0" w:space="0" w:color="auto"/>
-          <w:left w:val="none" w:sz="0" w:space="0" w:color="auto"/>
-          <w:bottom w:val="none" w:sz="0" w:space="0" w:color="auto"/>
-          <w:right w:val="none" w:sz="0" w:space="0" w:color="auto"/>
-          <w:between w:val="none" w:sz="0" w:space="0" w:color="auto"/>
-          <w:bar w:val="none" w:sz="0" w:color="auto"/>
-        </w:pBdr>
-        <w:spacing w:before="100" w:beforeAutospacing="1" w:after="240" w:line="240" w:lineRule="auto"/>
-        <w:ind w:left="2268"/>
-        <w:contextualSpacing/>
-        <w:jc w:val="both"/>
+        <w:t xml:space="preserve">No contexto deste trabalho, a tarefa (T) é prever o volume de vendas. A experiência (E) é o conjunto de dados históricos de vendas, que inclui variáveis como preço, promoções, data etc. O desempenho (P) será medido por métricas estatísticas </w:t>
+      </w:r>
+      <w:r>
         <w:rPr>
           <w:rFonts w:ascii="Arial" w:eastAsia="Times New Roman" w:hAnsi="Arial" w:cs="Arial"/>
           <w:color w:val="auto"/>
-          <w:sz w:val="20"/>
-          <w:szCs w:val="20"/>
+          <w:sz w:val="24"/>
+          <w:szCs w:val="24"/>
           <w:bdr w:val="none" w:sz="0" w:space="0" w:color="auto"/>
           <w:lang w:val="pt-BR"/>
         </w:rPr>
-      </w:pPr>
-      <w:r>
-        <w:rPr>
-          <w:rFonts w:ascii="Arial" w:eastAsia="Times New Roman" w:hAnsi="Arial" w:cs="Arial"/>
-          <w:color w:val="auto"/>
-          <w:sz w:val="20"/>
-          <w:szCs w:val="20"/>
-          <w:bdr w:val="none" w:sz="0" w:space="0" w:color="auto"/>
-          <w:lang w:val="pt-BR"/>
-        </w:rPr>
-        <w:t>Diz-se que um programa de computador aprende da experiência E com respeito a alguma classe de tarefas T e medida de desempenho P, se seu desempenho em tarefas em T, medido por P, melhora com a experiência E (MITCHELL, 1997, p. 2, tradução nossa).</w:t>
+        <w:lastRenderedPageBreak/>
+        <w:t>que avaliam a acurácia das previsões do modelo, como o Erro Quadrático Médio (RMSE).</w:t>
       </w:r>
     </w:p>
     <w:p>
@@ -10667,6 +10908,39 @@
           <w:lang w:val="pt-BR"/>
         </w:rPr>
       </w:pPr>
+      <w:r>
+        <w:rPr>
+          <w:rFonts w:ascii="Arial" w:eastAsia="Times New Roman" w:hAnsi="Arial" w:cs="Arial"/>
+          <w:color w:val="auto"/>
+          <w:sz w:val="24"/>
+          <w:szCs w:val="24"/>
+          <w:bdr w:val="none" w:sz="0" w:space="0" w:color="auto"/>
+          <w:lang w:val="pt-BR"/>
+        </w:rPr>
+        <w:t xml:space="preserve">O aprendizado de máquina é </w:t>
+      </w:r>
+      <w:r>
+        <w:rPr>
+          <w:rFonts w:ascii="Arial" w:eastAsia="Times New Roman" w:hAnsi="Arial" w:cs="Arial"/>
+          <w:color w:val="auto"/>
+          <w:sz w:val="24"/>
+          <w:szCs w:val="24"/>
+          <w:bdr w:val="none" w:sz="0" w:space="0" w:color="auto"/>
+          <w:lang w:val="pt-BR"/>
+        </w:rPr>
+        <w:t>habitualmente</w:t>
+      </w:r>
+      <w:r>
+        <w:rPr>
+          <w:rFonts w:ascii="Arial" w:eastAsia="Times New Roman" w:hAnsi="Arial" w:cs="Arial"/>
+          <w:color w:val="auto"/>
+          <w:sz w:val="24"/>
+          <w:szCs w:val="24"/>
+          <w:bdr w:val="none" w:sz="0" w:space="0" w:color="auto"/>
+          <w:lang w:val="pt-BR"/>
+        </w:rPr>
+        <w:t xml:space="preserve"> dividido em três categorias: supervisionado, não supervisionado e por reforço. Este projeto se enquadra no aprendizado supervisionado, pois utilizará um conjunto de dados rotulados (dados históricos onde o volume de vendas já é conhecido) para treinar um modelo capaz de fazer previsões sobre dados futuros e não vistos.</w:t>
+      </w:r>
     </w:p>
     <w:p>
       <w:pPr>
@@ -10691,18 +10965,24 @@
           <w:lang w:val="pt-BR"/>
         </w:rPr>
       </w:pPr>
-      <w:r>
-        <w:rPr>
-          <w:rFonts w:ascii="Arial" w:eastAsia="Times New Roman" w:hAnsi="Arial" w:cs="Arial"/>
-          <w:color w:val="auto"/>
-          <w:sz w:val="24"/>
-          <w:szCs w:val="24"/>
-          <w:bdr w:val="none" w:sz="0" w:space="0" w:color="auto"/>
-          <w:lang w:val="pt-BR"/>
-        </w:rPr>
-        <w:lastRenderedPageBreak/>
-        <w:t>No contexto deste trabalho, a tarefa (T) é prever o volume de vendas. A experiência (E) é o conjunto de dados históricos de vendas, que inclui variáveis como preço, promoções, data etc. O desempenho (P) será medido por métricas estatísticas que avaliam a acurácia das previsões do modelo, como o Erro Quadrático Médio (RMSE).</w:t>
-      </w:r>
+    </w:p>
+    <w:p>
+      <w:pPr>
+        <w:pStyle w:val="Ttulo2"/>
+        <w:rPr>
+          <w:rFonts w:eastAsia="Times New Roman"/>
+        </w:rPr>
+      </w:pPr>
+      <w:bookmarkStart w:id="19" w:name="_Toc209340766"/>
+      <w:bookmarkStart w:id="20" w:name="_Toc210984816"/>
+      <w:r>
+        <w:rPr>
+          <w:rFonts w:eastAsia="Times New Roman"/>
+        </w:rPr>
+        <w:t>O Algoritmo da Árvore de Decisão</w:t>
+      </w:r>
+      <w:bookmarkEnd w:id="19"/>
+      <w:bookmarkEnd w:id="20"/>
     </w:p>
     <w:p>
       <w:pPr>
@@ -10724,105 +11004,6 @@
           <w:sz w:val="24"/>
           <w:szCs w:val="24"/>
           <w:bdr w:val="none" w:sz="0" w:space="0" w:color="auto"/>
-          <w:lang w:val="pt-BR"/>
-        </w:rPr>
-      </w:pPr>
-      <w:r>
-        <w:rPr>
-          <w:rFonts w:ascii="Arial" w:eastAsia="Times New Roman" w:hAnsi="Arial" w:cs="Arial"/>
-          <w:color w:val="auto"/>
-          <w:sz w:val="24"/>
-          <w:szCs w:val="24"/>
-          <w:bdr w:val="none" w:sz="0" w:space="0" w:color="auto"/>
-          <w:lang w:val="pt-BR"/>
-        </w:rPr>
-        <w:t xml:space="preserve">O aprendizado de máquina é </w:t>
-      </w:r>
-      <w:r>
-        <w:rPr>
-          <w:rFonts w:ascii="Arial" w:eastAsia="Times New Roman" w:hAnsi="Arial" w:cs="Arial"/>
-          <w:color w:val="auto"/>
-          <w:sz w:val="24"/>
-          <w:szCs w:val="24"/>
-          <w:bdr w:val="none" w:sz="0" w:space="0" w:color="auto"/>
-          <w:lang w:val="pt-BR"/>
-        </w:rPr>
-        <w:t>habitualmente</w:t>
-      </w:r>
-      <w:r>
-        <w:rPr>
-          <w:rFonts w:ascii="Arial" w:eastAsia="Times New Roman" w:hAnsi="Arial" w:cs="Arial"/>
-          <w:color w:val="auto"/>
-          <w:sz w:val="24"/>
-          <w:szCs w:val="24"/>
-          <w:bdr w:val="none" w:sz="0" w:space="0" w:color="auto"/>
-          <w:lang w:val="pt-BR"/>
-        </w:rPr>
-        <w:t xml:space="preserve"> dividido em três categorias: supervisionado, não supervisionado e por reforço. Este projeto se enquadra no aprendizado supervisionado, pois utilizará um conjunto de dados rotulados (dados históricos onde o volume de vendas já é conhecido) para treinar um modelo capaz de fazer previsões sobre dados futuros e não vistos.</w:t>
-      </w:r>
-    </w:p>
-    <w:p>
-      <w:pPr>
-        <w:pBdr>
-          <w:top w:val="none" w:sz="0" w:space="0" w:color="auto"/>
-          <w:left w:val="none" w:sz="0" w:space="0" w:color="auto"/>
-          <w:bottom w:val="none" w:sz="0" w:space="0" w:color="auto"/>
-          <w:right w:val="none" w:sz="0" w:space="0" w:color="auto"/>
-          <w:between w:val="none" w:sz="0" w:space="0" w:color="auto"/>
-          <w:bar w:val="none" w:sz="0" w:color="auto"/>
-        </w:pBdr>
-        <w:spacing w:before="100" w:beforeAutospacing="1" w:after="240" w:line="360" w:lineRule="auto"/>
-        <w:ind w:firstLine="709"/>
-        <w:contextualSpacing/>
-        <w:jc w:val="both"/>
-        <w:rPr>
-          <w:rFonts w:ascii="Arial" w:eastAsia="Times New Roman" w:hAnsi="Arial" w:cs="Arial"/>
-          <w:color w:val="auto"/>
-          <w:sz w:val="24"/>
-          <w:szCs w:val="24"/>
-          <w:bdr w:val="none" w:sz="0" w:space="0" w:color="auto"/>
-          <w:lang w:val="pt-BR"/>
-        </w:rPr>
-      </w:pPr>
-    </w:p>
-    <w:p>
-      <w:pPr>
-        <w:pStyle w:val="Ttulo2"/>
-        <w:rPr>
-          <w:rFonts w:eastAsia="Times New Roman"/>
-        </w:rPr>
-      </w:pPr>
-      <w:bookmarkStart w:id="19" w:name="_Toc209340766"/>
-      <w:bookmarkStart w:id="20" w:name="_Toc210900852"/>
-      <w:r>
-        <w:rPr>
-          <w:rFonts w:eastAsia="Times New Roman"/>
-        </w:rPr>
-        <w:t>O Algoritmo da Árvore de Decisão</w:t>
-      </w:r>
-      <w:bookmarkEnd w:id="19"/>
-      <w:bookmarkEnd w:id="20"/>
-    </w:p>
-    <w:p>
-      <w:pPr>
-        <w:pBdr>
-          <w:top w:val="none" w:sz="0" w:space="0" w:color="auto"/>
-          <w:left w:val="none" w:sz="0" w:space="0" w:color="auto"/>
-          <w:bottom w:val="none" w:sz="0" w:space="0" w:color="auto"/>
-          <w:right w:val="none" w:sz="0" w:space="0" w:color="auto"/>
-          <w:between w:val="none" w:sz="0" w:space="0" w:color="auto"/>
-          <w:bar w:val="none" w:sz="0" w:color="auto"/>
-        </w:pBdr>
-        <w:spacing w:before="100" w:beforeAutospacing="1" w:after="240" w:line="360" w:lineRule="auto"/>
-        <w:ind w:firstLine="709"/>
-        <w:contextualSpacing/>
-        <w:jc w:val="both"/>
-        <w:rPr>
-          <w:rFonts w:ascii="Arial" w:eastAsia="Times New Roman" w:hAnsi="Arial" w:cs="Arial"/>
-          <w:color w:val="auto"/>
-          <w:sz w:val="24"/>
-          <w:szCs w:val="24"/>
-          <w:bdr w:val="none" w:sz="0" w:space="0" w:color="auto"/>
           <w:lang w:val="pt-BR" w:eastAsia="ja-JP"/>
         </w:rPr>
       </w:pPr>
@@ -10870,7 +11051,7 @@
         </w:rPr>
       </w:pPr>
       <w:bookmarkStart w:id="21" w:name="_Toc209340767"/>
-      <w:bookmarkStart w:id="22" w:name="_Toc210900853"/>
+      <w:bookmarkStart w:id="22" w:name="_Toc210984817"/>
       <w:r>
         <w:rPr>
           <w:rFonts w:eastAsia="Times New Roman"/>
@@ -11116,34 +11297,23 @@
           <w:bdr w:val="none" w:sz="0" w:space="0" w:color="auto"/>
           <w:lang w:val="pt-BR" w:eastAsia="ja-JP"/>
         </w:rPr>
-        <w:t xml:space="preserve"> São os nós finais da árvore que não se dividem mais. Eles contêm a predição final do modelo. Em uma tarefa de classificação, a folha contém a </w:t>
-      </w:r>
-      <w:r>
-        <w:rPr>
-          <w:rFonts w:ascii="Arial" w:eastAsia="Times New Roman" w:hAnsi="Arial" w:cs="Arial"/>
-          <w:color w:val="auto"/>
-          <w:sz w:val="24"/>
-          <w:szCs w:val="24"/>
-          <w:bdr w:val="none" w:sz="0" w:space="0" w:color="auto"/>
-          <w:lang w:val="pt-BR" w:eastAsia="ja-JP"/>
+        <w:t xml:space="preserve"> São os nós finais da árvore que não se dividem mais. Eles contêm a predição final do modelo. Em uma tarefa de classificação, a folha contém a classe majoritária; em uma tarefa de regressão, contém um valor numérico, como a média.</w:t>
+      </w:r>
+    </w:p>
+    <w:p>
+      <w:pPr>
+        <w:pStyle w:val="Ttulo3"/>
+        <w:rPr>
+          <w:rFonts w:eastAsia="Times New Roman"/>
+        </w:rPr>
+      </w:pPr>
+      <w:bookmarkStart w:id="23" w:name="_Toc209340768"/>
+      <w:bookmarkStart w:id="24" w:name="_Toc210984818"/>
+      <w:r>
+        <w:rPr>
+          <w:rFonts w:eastAsia="Times New Roman"/>
         </w:rPr>
         <w:lastRenderedPageBreak/>
-        <w:t>classe majoritária; em uma tarefa de regressão, contém um valor numérico, como a média.</w:t>
-      </w:r>
-    </w:p>
-    <w:p>
-      <w:pPr>
-        <w:pStyle w:val="Ttulo3"/>
-        <w:rPr>
-          <w:rFonts w:eastAsia="Times New Roman"/>
-        </w:rPr>
-      </w:pPr>
-      <w:bookmarkStart w:id="23" w:name="_Toc209340768"/>
-      <w:bookmarkStart w:id="24" w:name="_Toc210900854"/>
-      <w:r>
-        <w:rPr>
-          <w:rFonts w:eastAsia="Times New Roman"/>
-        </w:rPr>
         <w:t>O Processo de Construção: Particionamento Recursivo</w:t>
       </w:r>
       <w:bookmarkEnd w:id="23"/>
@@ -11767,7 +11937,19 @@
           <w:bdr w:val="none" w:sz="0" w:space="0" w:color="auto"/>
           <w:lang w:val="pt-BR" w:eastAsia="ja-JP"/>
         </w:rPr>
-        <w:t>, como a utilizada neste projeto, o objetivo não é separar classes, mas sim criar grupos com valores numéricos o mais próximos possível. A métrica padrão para isso é a Redução do Erro Quadrático Médio (MSE). O algoritmo busca a divisão que minimiza a soma dos erros quadrados entre os pontos de dados e a média de seu respectivo nó. Em outras palavras, ele tenta minimizar a variância dentro dos nós filhos (HASTIE; TIBSHIRANI; FRIEDMAN, 2009).</w:t>
+        <w:t xml:space="preserve">, como a utilizada neste projeto, o objetivo não é separar classes, mas sim criar grupos com valores numéricos o mais próximos </w:t>
+      </w:r>
+      <w:r>
+        <w:rPr>
+          <w:rFonts w:ascii="Arial" w:eastAsia="Times New Roman" w:hAnsi="Arial" w:cs="Arial"/>
+          <w:color w:val="auto"/>
+          <w:sz w:val="24"/>
+          <w:szCs w:val="24"/>
+          <w:bdr w:val="none" w:sz="0" w:space="0" w:color="auto"/>
+          <w:lang w:val="pt-BR" w:eastAsia="ja-JP"/>
+        </w:rPr>
+        <w:lastRenderedPageBreak/>
+        <w:t>possível. A métrica padrão para isso é a Redução do Erro Quadrático Médio (MSE). O algoritmo busca a divisão que minimiza a soma dos erros quadrados entre os pontos de dados e a média de seu respectivo nó. Em outras palavras, ele tenta minimizar a variância dentro dos nós filhos (HASTIE; TIBSHIRANI; FRIEDMAN, 2009).</w:t>
       </w:r>
     </w:p>
     <w:p>
@@ -11778,7 +11960,7 @@
         </w:rPr>
       </w:pPr>
       <w:bookmarkStart w:id="25" w:name="_Toc209340769"/>
-      <w:bookmarkStart w:id="26" w:name="_Toc210900855"/>
+      <w:bookmarkStart w:id="26" w:name="_Toc210984819"/>
       <w:r>
         <w:rPr>
           <w:rFonts w:eastAsia="Times New Roman"/>
@@ -12215,7 +12397,31 @@
           <w:bdr w:val="none" w:sz="0" w:space="0" w:color="auto"/>
           <w:lang w:val="pt-BR" w:eastAsia="ja-JP"/>
         </w:rPr>
-        <w:t xml:space="preserve"> como o Random Forest, que será abordado na seção seguinte.</w:t>
+        <w:t xml:space="preserve"> como o </w:t>
+      </w:r>
+      <w:r>
+        <w:rPr>
+          <w:rFonts w:ascii="Arial" w:eastAsia="Times New Roman" w:hAnsi="Arial" w:cs="Arial"/>
+          <w:i/>
+          <w:iCs/>
+          <w:color w:val="auto"/>
+          <w:sz w:val="24"/>
+          <w:szCs w:val="24"/>
+          <w:bdr w:val="none" w:sz="0" w:space="0" w:color="auto"/>
+          <w:lang w:val="pt-BR" w:eastAsia="ja-JP"/>
+        </w:rPr>
+        <w:t>Random Forest</w:t>
+      </w:r>
+      <w:r>
+        <w:rPr>
+          <w:rFonts w:ascii="Arial" w:eastAsia="Times New Roman" w:hAnsi="Arial" w:cs="Arial"/>
+          <w:color w:val="auto"/>
+          <w:sz w:val="24"/>
+          <w:szCs w:val="24"/>
+          <w:bdr w:val="none" w:sz="0" w:space="0" w:color="auto"/>
+          <w:lang w:val="pt-BR" w:eastAsia="ja-JP"/>
+        </w:rPr>
+        <w:t>, que será abordado na seção seguinte.</w:t>
       </w:r>
     </w:p>
     <w:p>
@@ -12248,12 +12454,11 @@
           <w:rFonts w:eastAsia="Times New Roman"/>
         </w:rPr>
       </w:pPr>
-      <w:bookmarkStart w:id="27" w:name="_Toc210900856"/>
+      <w:bookmarkStart w:id="27" w:name="_Toc210984820"/>
       <w:r>
         <w:rPr>
           <w:rFonts w:eastAsia="Times New Roman"/>
         </w:rPr>
-        <w:lastRenderedPageBreak/>
         <w:t xml:space="preserve">Modelos Preditivos e o </w:t>
       </w:r>
       <w:r>
@@ -12335,7 +12540,19 @@
           <w:bdr w:val="none" w:sz="0" w:space="0" w:color="auto"/>
           <w:lang w:val="pt-BR"/>
         </w:rPr>
-        <w:t xml:space="preserve"> permitem otimizar a gestão de estoque, o planejamento de campanhas de marketing, a </w:t>
+        <w:t xml:space="preserve"> permitem otimizar a gestão de estoque, o planejamento de campanhas de </w:t>
+      </w:r>
+      <w:r>
+        <w:rPr>
+          <w:rFonts w:ascii="Arial" w:eastAsia="Times New Roman" w:hAnsi="Arial" w:cs="Arial"/>
+          <w:color w:val="auto"/>
+          <w:sz w:val="24"/>
+          <w:szCs w:val="24"/>
+          <w:bdr w:val="none" w:sz="0" w:space="0" w:color="auto"/>
+          <w:lang w:val="pt-BR"/>
+        </w:rPr>
+        <w:lastRenderedPageBreak/>
+        <w:t xml:space="preserve">marketing, a </w:t>
       </w:r>
       <w:r>
         <w:rPr>
@@ -12436,7 +12653,31 @@
           <w:bdr w:val="none" w:sz="0" w:space="0" w:color="auto"/>
           <w:lang w:val="pt-BR"/>
         </w:rPr>
-        <w:t xml:space="preserve"> o método Random Forest (Floresta Aleatória), devido à sua alta performance, robustez e capacidade de capturar relações não-lineares complexas nos dados, o que é comum em cenários de vendas.</w:t>
+        <w:t xml:space="preserve"> o método </w:t>
+      </w:r>
+      <w:r>
+        <w:rPr>
+          <w:rFonts w:ascii="Arial" w:eastAsia="Times New Roman" w:hAnsi="Arial" w:cs="Arial"/>
+          <w:i/>
+          <w:iCs/>
+          <w:color w:val="auto"/>
+          <w:sz w:val="24"/>
+          <w:szCs w:val="24"/>
+          <w:bdr w:val="none" w:sz="0" w:space="0" w:color="auto"/>
+          <w:lang w:val="pt-BR"/>
+        </w:rPr>
+        <w:t>Random Forest</w:t>
+      </w:r>
+      <w:r>
+        <w:rPr>
+          <w:rFonts w:ascii="Arial" w:eastAsia="Times New Roman" w:hAnsi="Arial" w:cs="Arial"/>
+          <w:color w:val="auto"/>
+          <w:sz w:val="24"/>
+          <w:szCs w:val="24"/>
+          <w:bdr w:val="none" w:sz="0" w:space="0" w:color="auto"/>
+          <w:lang w:val="pt-BR"/>
+        </w:rPr>
+        <w:t xml:space="preserve"> (Floresta Aleatória), devido à sua alta performance, robustez e capacidade de capturar relações não-lineares complexas nos dados, o que é comum em cenários de vendas.</w:t>
       </w:r>
     </w:p>
     <w:p>
@@ -12876,7 +13117,6 @@
           <w:bdr w:val="none" w:sz="0" w:space="0" w:color="auto"/>
           <w:lang w:val="pt-BR"/>
         </w:rPr>
-        <w:lastRenderedPageBreak/>
         <w:t xml:space="preserve">A aplicação do </w:t>
       </w:r>
       <w:r>
@@ -12983,12 +13223,21 @@
         </w:rPr>
       </w:pPr>
       <w:bookmarkStart w:id="28" w:name="_Toc209340771"/>
-      <w:bookmarkStart w:id="29" w:name="_Toc210900857"/>
+      <w:bookmarkStart w:id="29" w:name="_Toc210984821"/>
       <w:r>
         <w:rPr>
           <w:rFonts w:eastAsia="Times New Roman"/>
         </w:rPr>
-        <w:t>A Força dos Métodos Ensemble</w:t>
+        <w:lastRenderedPageBreak/>
+        <w:t xml:space="preserve">A Força dos Métodos </w:t>
+      </w:r>
+      <w:r>
+        <w:rPr>
+          <w:rFonts w:eastAsia="Times New Roman"/>
+          <w:i/>
+          <w:iCs/>
+        </w:rPr>
+        <w:t>Ensemble</w:t>
       </w:r>
       <w:bookmarkEnd w:id="28"/>
       <w:bookmarkEnd w:id="29"/>
@@ -13081,7 +13330,29 @@
           <w:bdr w:val="none" w:sz="0" w:space="0" w:color="auto"/>
           <w:lang w:val="pt-BR" w:eastAsia="ja-JP"/>
         </w:rPr>
-        <w:t xml:space="preserve">O Random Forest é um exemplo da técnica de </w:t>
+        <w:t xml:space="preserve">O </w:t>
+      </w:r>
+      <w:r>
+        <w:rPr>
+          <w:rFonts w:ascii="Arial" w:eastAsia="Times New Roman" w:hAnsi="Arial" w:cs="Times New Roman"/>
+          <w:i/>
+          <w:iCs/>
+          <w:color w:val="auto"/>
+          <w:sz w:val="24"/>
+          <w:bdr w:val="none" w:sz="0" w:space="0" w:color="auto"/>
+          <w:lang w:val="pt-BR" w:eastAsia="ja-JP"/>
+        </w:rPr>
+        <w:t>Random Forest</w:t>
+      </w:r>
+      <w:r>
+        <w:rPr>
+          <w:rFonts w:ascii="Arial" w:eastAsia="Times New Roman" w:hAnsi="Arial" w:cs="Times New Roman"/>
+          <w:color w:val="auto"/>
+          <w:sz w:val="24"/>
+          <w:bdr w:val="none" w:sz="0" w:space="0" w:color="auto"/>
+          <w:lang w:val="pt-BR" w:eastAsia="ja-JP"/>
+        </w:rPr>
+        <w:t xml:space="preserve"> é um exemplo da técnica de </w:t>
       </w:r>
       <w:r>
         <w:rPr>
@@ -13362,12 +13633,11 @@
         </w:rPr>
       </w:pPr>
       <w:bookmarkStart w:id="30" w:name="_Toc209340772"/>
-      <w:bookmarkStart w:id="31" w:name="_Toc210900858"/>
+      <w:bookmarkStart w:id="31" w:name="_Toc210984822"/>
       <w:r>
         <w:rPr>
           <w:rFonts w:eastAsia="Times New Roman"/>
         </w:rPr>
-        <w:lastRenderedPageBreak/>
         <w:t>Medindo o Impacto: A Importância das Variáveis</w:t>
       </w:r>
       <w:bookmarkEnd w:id="30"/>
@@ -13402,7 +13672,29 @@
           <w:bdr w:val="none" w:sz="0" w:space="0" w:color="auto"/>
           <w:lang w:val="pt-BR" w:eastAsia="ja-JP"/>
         </w:rPr>
-        <w:t>Além de sua acurácia, uma das vantagens mais significativas do Random Forest é sua capacidade de fornecer uma medida da importância de cada variável (</w:t>
+        <w:t xml:space="preserve">Além de sua acurácia, uma das vantagens mais significativas do </w:t>
+      </w:r>
+      <w:r>
+        <w:rPr>
+          <w:rFonts w:ascii="Arial" w:eastAsia="Times New Roman" w:hAnsi="Arial" w:cs="Times New Roman"/>
+          <w:i/>
+          <w:iCs/>
+          <w:color w:val="auto"/>
+          <w:sz w:val="24"/>
+          <w:bdr w:val="none" w:sz="0" w:space="0" w:color="auto"/>
+          <w:lang w:val="pt-BR" w:eastAsia="ja-JP"/>
+        </w:rPr>
+        <w:t xml:space="preserve">Random Forest </w:t>
+      </w:r>
+      <w:r>
+        <w:rPr>
+          <w:rFonts w:ascii="Arial" w:eastAsia="Times New Roman" w:hAnsi="Arial" w:cs="Times New Roman"/>
+          <w:color w:val="auto"/>
+          <w:sz w:val="24"/>
+          <w:bdr w:val="none" w:sz="0" w:space="0" w:color="auto"/>
+          <w:lang w:val="pt-BR" w:eastAsia="ja-JP"/>
+        </w:rPr>
+        <w:t>é sua capacidade de fornecer uma medida da importância de cada variável (</w:t>
       </w:r>
       <w:r>
         <w:rPr>
@@ -13519,7 +13811,18 @@
           <w:bdr w:val="none" w:sz="0" w:space="0" w:color="auto"/>
           <w:lang w:val="pt-BR" w:eastAsia="ja-JP"/>
         </w:rPr>
-        <w:t xml:space="preserve"> Esta é a abordagem mais comum, implementada pela biblioteca Scikit-Learn. Durante a construção das árvores, sempre que um nó é dividido, a divisão é feita na variável que mais reduz a "impureza" do nó. Para a regressão, essa impureza é tipicamente o Erro Quadrático Médio (MSE). A importância de uma variável é calculada como a média da redução de impureza que ela proporciona em todas as árvores da floresta. Embora seja rápido de calcular, esse método pode ser enviesado, favorecendo variáveis com alta cardinalidade (muitos valores únicos).</w:t>
+        <w:t xml:space="preserve"> Esta é a abordagem mais comum, implementada pela biblioteca Scikit-Learn. Durante a </w:t>
+      </w:r>
+      <w:r>
+        <w:rPr>
+          <w:rFonts w:ascii="Arial" w:eastAsia="Times New Roman" w:hAnsi="Arial" w:cs="Times New Roman"/>
+          <w:color w:val="auto"/>
+          <w:sz w:val="24"/>
+          <w:bdr w:val="none" w:sz="0" w:space="0" w:color="auto"/>
+          <w:lang w:val="pt-BR" w:eastAsia="ja-JP"/>
+        </w:rPr>
+        <w:lastRenderedPageBreak/>
+        <w:t>construção das árvores, sempre que um nó é dividido, a divisão é feita na variável que mais reduz a "impureza" do nó. Para a regressão, essa impureza é tipicamente o Erro Quadrático Médio (MSE). A importância de uma variável é calculada como a média da redução de impureza que ela proporciona em todas as árvores da floresta. Embora seja rápido de calcular, esse método pode ser enviesado, favorecendo variáveis com alta cardinalidade (muitos valores únicos).</w:t>
       </w:r>
     </w:p>
     <w:p>
@@ -13671,12 +13974,11 @@
           <w:rFonts w:eastAsia="Times New Roman"/>
         </w:rPr>
       </w:pPr>
-      <w:bookmarkStart w:id="32" w:name="_Toc210900859"/>
+      <w:bookmarkStart w:id="32" w:name="_Toc210984823"/>
       <w:r>
         <w:rPr>
           <w:rFonts w:eastAsia="Times New Roman"/>
         </w:rPr>
-        <w:lastRenderedPageBreak/>
         <w:t>Ciência de Dados</w:t>
       </w:r>
       <w:bookmarkEnd w:id="32"/>
@@ -13720,6 +14022,7 @@
           <w:sz w:val="24"/>
           <w:szCs w:val="24"/>
         </w:rPr>
+        <w:lastRenderedPageBreak/>
         <w:t>Dentro da ciência de dados, destacam-se tarefas como mineração de dados, análise preditiva, visualização e comunicação de resultados, todas apoiadas por ferramentas computacionais avançadas. Segundo Oliveira e Lima (2021), o diferencial competitivo proporcionado pela análise de dados reside na capacidade de identificar padrões e antecipar comportamentos de mercado. Isso se aplica de forma direta ao contexto de vendas, onde modelos preditivos permitem prever a demanda futura com base em dados históricos, otimizando estoques, logística e estratégias de marketing.</w:t>
       </w:r>
     </w:p>
@@ -13828,9 +14131,8 @@
         <w:pStyle w:val="Ttulo1"/>
       </w:pPr>
       <w:bookmarkStart w:id="33" w:name="_Toc210467478"/>
-      <w:bookmarkStart w:id="34" w:name="_Toc210900860"/>
-      <w:r>
-        <w:lastRenderedPageBreak/>
+      <w:bookmarkStart w:id="34" w:name="_Toc210984824"/>
+      <w:r>
         <w:t>DESENVOLVIMENTO</w:t>
       </w:r>
       <w:bookmarkEnd w:id="33"/>
@@ -14294,9 +14596,8 @@
         <w:pStyle w:val="Ttulo1"/>
       </w:pPr>
       <w:bookmarkStart w:id="35" w:name="_Toc210467479"/>
-      <w:bookmarkStart w:id="36" w:name="_Toc210900861"/>
-      <w:r>
-        <w:lastRenderedPageBreak/>
+      <w:bookmarkStart w:id="36" w:name="_Toc210984825"/>
+      <w:r>
         <w:t xml:space="preserve">RESULTADOS E </w:t>
       </w:r>
       <w:r>
@@ -14760,9 +15061,8 @@
         <w:pStyle w:val="Ttulo1"/>
       </w:pPr>
       <w:bookmarkStart w:id="37" w:name="_Toc210467480"/>
-      <w:bookmarkStart w:id="38" w:name="_Toc210900862"/>
-      <w:r>
-        <w:lastRenderedPageBreak/>
+      <w:bookmarkStart w:id="38" w:name="_Toc210984826"/>
+      <w:r>
         <w:t>DISCUSSÕES FINAIS</w:t>
       </w:r>
       <w:bookmarkEnd w:id="37"/>
@@ -14792,373 +15092,7 @@
     </w:p>
     <w:p>
       <w:pPr>
-        <w:pStyle w:val="PargrafodaLista"/>
         <w:spacing w:after="240" w:line="360" w:lineRule="auto"/>
-        <w:ind w:left="0" w:firstLine="708"/>
-        <w:contextualSpacing/>
-        <w:jc w:val="both"/>
-        <w:rPr>
-          <w:rFonts w:ascii="Arial" w:hAnsi="Arial" w:cs="Arial"/>
-          <w:sz w:val="24"/>
-          <w:szCs w:val="24"/>
-        </w:rPr>
-      </w:pPr>
-    </w:p>
-    <w:p>
-      <w:pPr>
-        <w:pStyle w:val="PargrafodaLista"/>
-        <w:spacing w:after="240" w:line="360" w:lineRule="auto"/>
-        <w:ind w:left="0" w:firstLine="708"/>
-        <w:contextualSpacing/>
-        <w:jc w:val="both"/>
-        <w:rPr>
-          <w:rFonts w:ascii="Arial" w:hAnsi="Arial" w:cs="Arial"/>
-          <w:sz w:val="24"/>
-          <w:szCs w:val="24"/>
-        </w:rPr>
-      </w:pPr>
-    </w:p>
-    <w:p>
-      <w:pPr>
-        <w:pStyle w:val="PargrafodaLista"/>
-        <w:spacing w:after="240" w:line="360" w:lineRule="auto"/>
-        <w:ind w:left="0" w:firstLine="708"/>
-        <w:contextualSpacing/>
-        <w:jc w:val="both"/>
-        <w:rPr>
-          <w:rFonts w:ascii="Arial" w:hAnsi="Arial" w:cs="Arial"/>
-          <w:sz w:val="24"/>
-          <w:szCs w:val="24"/>
-        </w:rPr>
-      </w:pPr>
-    </w:p>
-    <w:p>
-      <w:pPr>
-        <w:pStyle w:val="PargrafodaLista"/>
-        <w:spacing w:after="240" w:line="360" w:lineRule="auto"/>
-        <w:ind w:left="0" w:firstLine="708"/>
-        <w:contextualSpacing/>
-        <w:jc w:val="both"/>
-        <w:rPr>
-          <w:rFonts w:ascii="Arial" w:hAnsi="Arial" w:cs="Arial"/>
-          <w:sz w:val="24"/>
-          <w:szCs w:val="24"/>
-        </w:rPr>
-      </w:pPr>
-    </w:p>
-    <w:p>
-      <w:pPr>
-        <w:pStyle w:val="PargrafodaLista"/>
-        <w:spacing w:after="240" w:line="360" w:lineRule="auto"/>
-        <w:ind w:left="0" w:firstLine="708"/>
-        <w:contextualSpacing/>
-        <w:jc w:val="both"/>
-        <w:rPr>
-          <w:rFonts w:ascii="Arial" w:hAnsi="Arial" w:cs="Arial"/>
-          <w:sz w:val="24"/>
-          <w:szCs w:val="24"/>
-        </w:rPr>
-      </w:pPr>
-    </w:p>
-    <w:p>
-      <w:pPr>
-        <w:pStyle w:val="PargrafodaLista"/>
-        <w:spacing w:after="240" w:line="360" w:lineRule="auto"/>
-        <w:ind w:left="0" w:firstLine="708"/>
-        <w:contextualSpacing/>
-        <w:jc w:val="both"/>
-        <w:rPr>
-          <w:rFonts w:ascii="Arial" w:hAnsi="Arial" w:cs="Arial"/>
-          <w:sz w:val="24"/>
-          <w:szCs w:val="24"/>
-        </w:rPr>
-      </w:pPr>
-    </w:p>
-    <w:p>
-      <w:pPr>
-        <w:pStyle w:val="PargrafodaLista"/>
-        <w:spacing w:after="240" w:line="360" w:lineRule="auto"/>
-        <w:ind w:left="0" w:firstLine="708"/>
-        <w:contextualSpacing/>
-        <w:jc w:val="both"/>
-        <w:rPr>
-          <w:rFonts w:ascii="Arial" w:hAnsi="Arial" w:cs="Arial"/>
-          <w:sz w:val="24"/>
-          <w:szCs w:val="24"/>
-        </w:rPr>
-      </w:pPr>
-    </w:p>
-    <w:p>
-      <w:pPr>
-        <w:pStyle w:val="PargrafodaLista"/>
-        <w:spacing w:after="240" w:line="360" w:lineRule="auto"/>
-        <w:ind w:left="0" w:firstLine="708"/>
-        <w:contextualSpacing/>
-        <w:jc w:val="both"/>
-        <w:rPr>
-          <w:rFonts w:ascii="Arial" w:hAnsi="Arial" w:cs="Arial"/>
-          <w:sz w:val="24"/>
-          <w:szCs w:val="24"/>
-        </w:rPr>
-      </w:pPr>
-    </w:p>
-    <w:p>
-      <w:pPr>
-        <w:pStyle w:val="PargrafodaLista"/>
-        <w:spacing w:after="240" w:line="360" w:lineRule="auto"/>
-        <w:ind w:left="0" w:firstLine="708"/>
-        <w:contextualSpacing/>
-        <w:jc w:val="both"/>
-        <w:rPr>
-          <w:rFonts w:ascii="Arial" w:hAnsi="Arial" w:cs="Arial"/>
-          <w:sz w:val="24"/>
-          <w:szCs w:val="24"/>
-        </w:rPr>
-      </w:pPr>
-    </w:p>
-    <w:p>
-      <w:pPr>
-        <w:pStyle w:val="PargrafodaLista"/>
-        <w:spacing w:after="240" w:line="360" w:lineRule="auto"/>
-        <w:ind w:left="0" w:firstLine="708"/>
-        <w:contextualSpacing/>
-        <w:jc w:val="both"/>
-        <w:rPr>
-          <w:rFonts w:ascii="Arial" w:hAnsi="Arial" w:cs="Arial"/>
-          <w:sz w:val="24"/>
-          <w:szCs w:val="24"/>
-        </w:rPr>
-      </w:pPr>
-    </w:p>
-    <w:p>
-      <w:pPr>
-        <w:pStyle w:val="PargrafodaLista"/>
-        <w:spacing w:after="240" w:line="360" w:lineRule="auto"/>
-        <w:ind w:left="0" w:firstLine="708"/>
-        <w:contextualSpacing/>
-        <w:jc w:val="both"/>
-        <w:rPr>
-          <w:rFonts w:ascii="Arial" w:hAnsi="Arial" w:cs="Arial"/>
-          <w:sz w:val="24"/>
-          <w:szCs w:val="24"/>
-        </w:rPr>
-      </w:pPr>
-    </w:p>
-    <w:p>
-      <w:pPr>
-        <w:pStyle w:val="PargrafodaLista"/>
-        <w:spacing w:after="240" w:line="360" w:lineRule="auto"/>
-        <w:ind w:left="0" w:firstLine="708"/>
-        <w:contextualSpacing/>
-        <w:jc w:val="both"/>
-        <w:rPr>
-          <w:rFonts w:ascii="Arial" w:hAnsi="Arial" w:cs="Arial"/>
-          <w:sz w:val="24"/>
-          <w:szCs w:val="24"/>
-        </w:rPr>
-      </w:pPr>
-    </w:p>
-    <w:p>
-      <w:pPr>
-        <w:pStyle w:val="PargrafodaLista"/>
-        <w:spacing w:after="240" w:line="360" w:lineRule="auto"/>
-        <w:ind w:left="0" w:firstLine="708"/>
-        <w:contextualSpacing/>
-        <w:jc w:val="both"/>
-        <w:rPr>
-          <w:rFonts w:ascii="Arial" w:hAnsi="Arial" w:cs="Arial"/>
-          <w:sz w:val="24"/>
-          <w:szCs w:val="24"/>
-        </w:rPr>
-      </w:pPr>
-    </w:p>
-    <w:p>
-      <w:pPr>
-        <w:pStyle w:val="PargrafodaLista"/>
-        <w:spacing w:after="240" w:line="360" w:lineRule="auto"/>
-        <w:ind w:left="0" w:firstLine="708"/>
-        <w:contextualSpacing/>
-        <w:jc w:val="both"/>
-        <w:rPr>
-          <w:rFonts w:ascii="Arial" w:hAnsi="Arial" w:cs="Arial"/>
-          <w:sz w:val="24"/>
-          <w:szCs w:val="24"/>
-        </w:rPr>
-      </w:pPr>
-    </w:p>
-    <w:p>
-      <w:pPr>
-        <w:pStyle w:val="PargrafodaLista"/>
-        <w:spacing w:after="240" w:line="360" w:lineRule="auto"/>
-        <w:ind w:left="0" w:firstLine="708"/>
-        <w:contextualSpacing/>
-        <w:jc w:val="both"/>
-        <w:rPr>
-          <w:rFonts w:ascii="Arial" w:hAnsi="Arial" w:cs="Arial"/>
-          <w:sz w:val="24"/>
-          <w:szCs w:val="24"/>
-        </w:rPr>
-      </w:pPr>
-    </w:p>
-    <w:p>
-      <w:pPr>
-        <w:pStyle w:val="PargrafodaLista"/>
-        <w:spacing w:after="240" w:line="360" w:lineRule="auto"/>
-        <w:ind w:left="0" w:firstLine="708"/>
-        <w:contextualSpacing/>
-        <w:jc w:val="both"/>
-        <w:rPr>
-          <w:rFonts w:ascii="Arial" w:hAnsi="Arial" w:cs="Arial"/>
-          <w:sz w:val="24"/>
-          <w:szCs w:val="24"/>
-        </w:rPr>
-      </w:pPr>
-    </w:p>
-    <w:p>
-      <w:pPr>
-        <w:pStyle w:val="PargrafodaLista"/>
-        <w:spacing w:after="240" w:line="360" w:lineRule="auto"/>
-        <w:ind w:left="0" w:firstLine="708"/>
-        <w:contextualSpacing/>
-        <w:jc w:val="both"/>
-        <w:rPr>
-          <w:rFonts w:ascii="Arial" w:hAnsi="Arial" w:cs="Arial"/>
-          <w:sz w:val="24"/>
-          <w:szCs w:val="24"/>
-        </w:rPr>
-      </w:pPr>
-    </w:p>
-    <w:p>
-      <w:pPr>
-        <w:pStyle w:val="PargrafodaLista"/>
-        <w:spacing w:after="240" w:line="360" w:lineRule="auto"/>
-        <w:ind w:left="0" w:firstLine="708"/>
-        <w:contextualSpacing/>
-        <w:jc w:val="both"/>
-        <w:rPr>
-          <w:rFonts w:ascii="Arial" w:hAnsi="Arial" w:cs="Arial"/>
-          <w:sz w:val="24"/>
-          <w:szCs w:val="24"/>
-        </w:rPr>
-      </w:pPr>
-    </w:p>
-    <w:p>
-      <w:pPr>
-        <w:pStyle w:val="PargrafodaLista"/>
-        <w:spacing w:after="240" w:line="360" w:lineRule="auto"/>
-        <w:ind w:left="0" w:firstLine="708"/>
-        <w:contextualSpacing/>
-        <w:jc w:val="both"/>
-        <w:rPr>
-          <w:rFonts w:ascii="Arial" w:hAnsi="Arial" w:cs="Arial"/>
-          <w:sz w:val="24"/>
-          <w:szCs w:val="24"/>
-        </w:rPr>
-      </w:pPr>
-    </w:p>
-    <w:p>
-      <w:pPr>
-        <w:pStyle w:val="PargrafodaLista"/>
-        <w:spacing w:after="240" w:line="360" w:lineRule="auto"/>
-        <w:ind w:left="0" w:firstLine="708"/>
-        <w:contextualSpacing/>
-        <w:jc w:val="both"/>
-        <w:rPr>
-          <w:rFonts w:ascii="Arial" w:hAnsi="Arial" w:cs="Arial"/>
-          <w:sz w:val="24"/>
-          <w:szCs w:val="24"/>
-        </w:rPr>
-      </w:pPr>
-    </w:p>
-    <w:p>
-      <w:pPr>
-        <w:pStyle w:val="PargrafodaLista"/>
-        <w:spacing w:after="240" w:line="360" w:lineRule="auto"/>
-        <w:ind w:left="0" w:firstLine="708"/>
-        <w:contextualSpacing/>
-        <w:jc w:val="both"/>
-        <w:rPr>
-          <w:rFonts w:ascii="Arial" w:hAnsi="Arial" w:cs="Arial"/>
-          <w:sz w:val="24"/>
-          <w:szCs w:val="24"/>
-        </w:rPr>
-      </w:pPr>
-    </w:p>
-    <w:p>
-      <w:pPr>
-        <w:pStyle w:val="PargrafodaLista"/>
-        <w:spacing w:after="240" w:line="360" w:lineRule="auto"/>
-        <w:ind w:left="0" w:firstLine="708"/>
-        <w:contextualSpacing/>
-        <w:jc w:val="both"/>
-        <w:rPr>
-          <w:rFonts w:ascii="Arial" w:hAnsi="Arial" w:cs="Arial"/>
-          <w:sz w:val="24"/>
-          <w:szCs w:val="24"/>
-        </w:rPr>
-      </w:pPr>
-    </w:p>
-    <w:p>
-      <w:pPr>
-        <w:pStyle w:val="PargrafodaLista"/>
-        <w:spacing w:after="240" w:line="360" w:lineRule="auto"/>
-        <w:ind w:left="0" w:firstLine="708"/>
-        <w:contextualSpacing/>
-        <w:jc w:val="both"/>
-        <w:rPr>
-          <w:rFonts w:ascii="Arial" w:hAnsi="Arial" w:cs="Arial"/>
-          <w:sz w:val="24"/>
-          <w:szCs w:val="24"/>
-        </w:rPr>
-      </w:pPr>
-    </w:p>
-    <w:p>
-      <w:pPr>
-        <w:pStyle w:val="PargrafodaLista"/>
-        <w:spacing w:after="240" w:line="360" w:lineRule="auto"/>
-        <w:ind w:left="0" w:firstLine="708"/>
-        <w:contextualSpacing/>
-        <w:jc w:val="both"/>
-        <w:rPr>
-          <w:rFonts w:ascii="Arial" w:hAnsi="Arial" w:cs="Arial"/>
-          <w:sz w:val="24"/>
-          <w:szCs w:val="24"/>
-        </w:rPr>
-      </w:pPr>
-    </w:p>
-    <w:p>
-      <w:pPr>
-        <w:pStyle w:val="PargrafodaLista"/>
-        <w:spacing w:after="240" w:line="360" w:lineRule="auto"/>
-        <w:ind w:left="0" w:firstLine="708"/>
-        <w:contextualSpacing/>
-        <w:jc w:val="both"/>
-        <w:rPr>
-          <w:rFonts w:ascii="Arial" w:hAnsi="Arial" w:cs="Arial"/>
-          <w:sz w:val="24"/>
-          <w:szCs w:val="24"/>
-        </w:rPr>
-      </w:pPr>
-    </w:p>
-    <w:p>
-      <w:pPr>
-        <w:pStyle w:val="PargrafodaLista"/>
-        <w:spacing w:after="240" w:line="360" w:lineRule="auto"/>
-        <w:ind w:left="0" w:firstLine="708"/>
-        <w:contextualSpacing/>
-        <w:jc w:val="both"/>
-        <w:rPr>
-          <w:rFonts w:ascii="Arial" w:hAnsi="Arial" w:cs="Arial"/>
-          <w:sz w:val="24"/>
-          <w:szCs w:val="24"/>
-        </w:rPr>
-      </w:pPr>
-    </w:p>
-    <w:p>
-      <w:pPr>
-        <w:pStyle w:val="PargrafodaLista"/>
-        <w:spacing w:after="240" w:line="360" w:lineRule="auto"/>
-        <w:ind w:left="708"/>
         <w:contextualSpacing/>
         <w:rPr>
           <w:rFonts w:ascii="Arial" w:hAnsi="Arial" w:cs="Arial"/>
@@ -15178,7 +15112,7 @@
         <w:ind w:left="360" w:hanging="360"/>
         <w:contextualSpacing/>
       </w:pPr>
-      <w:bookmarkStart w:id="39" w:name="_Toc210900863"/>
+      <w:bookmarkStart w:id="39" w:name="_Toc210984827"/>
       <w:r>
         <w:lastRenderedPageBreak/>
         <w:t>REFERÊNCIAS</w:t>
@@ -15818,7 +15752,7 @@
           <w:szCs w:val="24"/>
         </w:rPr>
       </w:pPr>
-      <w:bookmarkStart w:id="40" w:name="_Toc210900864"/>
+      <w:bookmarkStart w:id="40" w:name="_Toc210984828"/>
       <w:r>
         <w:lastRenderedPageBreak/>
         <w:t>APÊNDICE</w:t>
@@ -15887,7 +15821,7 @@
           <w:szCs w:val="24"/>
         </w:rPr>
       </w:pPr>
-      <w:bookmarkStart w:id="41" w:name="_Toc210900865"/>
+      <w:bookmarkStart w:id="41" w:name="_Toc210984829"/>
       <w:r>
         <w:t>ANEXO</w:t>
       </w:r>
@@ -19337,6 +19271,7 @@
   <w:style w:type="character" w:default="1" w:styleId="Fontepargpadro">
     <w:name w:val="Default Paragraph Font"/>
     <w:uiPriority w:val="1"/>
+    <w:semiHidden/>
     <w:unhideWhenUsed/>
   </w:style>
   <w:style w:type="table" w:default="1" w:styleId="Tabelanormal">
